--- a/Received/one/1, maths.docx
+++ b/Received/one/1, maths.docx
@@ -266,27 +266,7 @@
           <w:sz w:val="24"/>
           <w:szCs w:val="24"/>
         </w:rPr>
-        <w:t xml:space="preserve">Ratnanagar-7, </w:t>
-      </w:r>
-      <w:proofErr w:type="spellStart"/>
-      <w:r>
-        <w:rPr>
-          <w:rFonts w:ascii="Times New Roman" w:hAnsi="Times New Roman" w:cs="Times New Roman"/>
-          <w:b/>
-          <w:sz w:val="24"/>
-          <w:szCs w:val="24"/>
-        </w:rPr>
-        <w:t>Sauraha</w:t>
-      </w:r>
-      <w:proofErr w:type="spellEnd"/>
-      <w:r>
-        <w:rPr>
-          <w:rFonts w:ascii="Times New Roman" w:hAnsi="Times New Roman" w:cs="Times New Roman"/>
-          <w:b/>
-          <w:sz w:val="24"/>
-          <w:szCs w:val="24"/>
-        </w:rPr>
-        <w:t>, Chitwan</w:t>
+        <w:t>Ratnanagar-7, Sauraha, Chitwan</w:t>
       </w:r>
     </w:p>
     <w:p>
@@ -594,7 +574,6 @@
         </w:rPr>
         <w:t xml:space="preserve">Sub: </w:t>
       </w:r>
-      <w:proofErr w:type="spellStart"/>
       <w:r>
         <w:rPr>
           <w:rFonts w:ascii="Times New Roman" w:hAnsi="Times New Roman" w:cs="Times New Roman"/>
@@ -604,7 +583,6 @@
         </w:rPr>
         <w:t>Maths</w:t>
       </w:r>
-      <w:proofErr w:type="spellEnd"/>
     </w:p>
     <w:tbl>
       <w:tblPr>
@@ -1304,7 +1282,6 @@
         </w:rPr>
         <w:t xml:space="preserve">   </w:t>
       </w:r>
-      <w:proofErr w:type="gramStart"/>
       <w:r>
         <w:rPr>
           <w:rFonts w:ascii="Times New Roman" w:hAnsi="Times New Roman" w:cs="Times New Roman"/>
@@ -1327,18 +1304,8 @@
           <w:sz w:val="32"/>
           <w:szCs w:val="32"/>
         </w:rPr>
-        <w:t xml:space="preserve"> is</w:t>
-      </w:r>
-      <w:proofErr w:type="gramEnd"/>
-      <w:r>
-        <w:rPr>
-          <w:rFonts w:ascii="Times New Roman" w:hAnsi="Times New Roman" w:cs="Times New Roman"/>
-          <w:sz w:val="32"/>
-          <w:szCs w:val="32"/>
-        </w:rPr>
-        <w:t xml:space="preserve"> a …………………</w:t>
-      </w:r>
-      <w:proofErr w:type="gramStart"/>
+        <w:t xml:space="preserve"> is a …………………</w:t>
+      </w:r>
       <w:r>
         <w:rPr>
           <w:rFonts w:ascii="Times New Roman" w:hAnsi="Times New Roman" w:cs="Times New Roman"/>
@@ -1347,7 +1314,6 @@
         </w:rPr>
         <w:t>…..</w:t>
       </w:r>
-      <w:proofErr w:type="gramEnd"/>
     </w:p>
     <w:p>
       <w:pPr>
@@ -1518,6 +1484,14 @@
           <w:sz w:val="32"/>
           <w:szCs w:val="32"/>
         </w:rPr>
+        <w:t xml:space="preserve"> </w:t>
+      </w:r>
+      <w:r>
+        <w:rPr>
+          <w:rFonts w:ascii="Times New Roman" w:hAnsi="Times New Roman" w:cs="Times New Roman"/>
+          <w:sz w:val="32"/>
+          <w:szCs w:val="32"/>
+        </w:rPr>
         <w:t xml:space="preserve">ones is </w:t>
       </w:r>
     </w:p>
@@ -2155,6 +2129,15 @@
           <w:sz w:val="32"/>
           <w:szCs w:val="32"/>
         </w:rPr>
+        <w:t xml:space="preserve">answer </w:t>
+      </w:r>
+      <w:r>
+        <w:rPr>
+          <w:rFonts w:ascii="Times New Roman" w:hAnsi="Times New Roman" w:cs="Times New Roman"/>
+          <w:b/>
+          <w:sz w:val="32"/>
+          <w:szCs w:val="32"/>
+        </w:rPr>
         <w:t>questions.</w:t>
       </w:r>
       <w:r>
@@ -2378,18 +2361,8 @@
           <w:sz w:val="32"/>
           <w:szCs w:val="32"/>
         </w:rPr>
-        <w:t>: …………………………………………</w:t>
-      </w:r>
-      <w:proofErr w:type="gramStart"/>
-      <w:r>
-        <w:rPr>
-          <w:rFonts w:ascii="Times New Roman" w:hAnsi="Times New Roman" w:cs="Times New Roman"/>
-          <w:sz w:val="32"/>
-          <w:szCs w:val="32"/>
-        </w:rPr>
-        <w:t>…..</w:t>
-      </w:r>
-      <w:proofErr w:type="gramEnd"/>
+        <w:t>: ……………………………………………..</w:t>
+      </w:r>
     </w:p>
     <w:p>
       <w:pPr>
@@ -2721,9 +2694,8 @@
           <w:sz w:val="32"/>
           <w:szCs w:val="32"/>
         </w:rPr>
-        <w:t xml:space="preserve"> name is </w:t>
-      </w:r>
-      <w:proofErr w:type="spellStart"/>
+        <w:t xml:space="preserve"> name i</w:t>
+      </w:r>
       <w:r>
         <w:rPr>
           <w:rFonts w:ascii="Times New Roman" w:hAnsi="Times New Roman" w:cs="Times New Roman"/>
@@ -2732,9 +2704,48 @@
           <w:sz w:val="32"/>
           <w:szCs w:val="32"/>
         </w:rPr>
-        <w:t>devnagari</w:t>
-      </w:r>
-      <w:proofErr w:type="spellEnd"/>
+        <w:t>n</w:t>
+      </w:r>
+      <w:r>
+        <w:rPr>
+          <w:rFonts w:ascii="Times New Roman" w:hAnsi="Times New Roman" w:cs="Times New Roman"/>
+          <w:b/>
+          <w:bCs/>
+          <w:sz w:val="32"/>
+          <w:szCs w:val="32"/>
+        </w:rPr>
+        <w:t xml:space="preserve"> </w:t>
+      </w:r>
+      <w:r>
+        <w:rPr>
+          <w:rFonts w:ascii="Times New Roman" w:hAnsi="Times New Roman" w:cs="Times New Roman"/>
+          <w:b/>
+          <w:bCs/>
+          <w:sz w:val="32"/>
+          <w:szCs w:val="32"/>
+        </w:rPr>
+        <w:t>Dev</w:t>
+      </w:r>
+      <w:r>
+        <w:rPr>
+          <w:rFonts w:ascii="Times New Roman" w:hAnsi="Times New Roman" w:cs="Times New Roman"/>
+          <w:b/>
+          <w:bCs/>
+          <w:sz w:val="32"/>
+          <w:szCs w:val="32"/>
+        </w:rPr>
+        <w:t>a</w:t>
+      </w:r>
+      <w:r>
+        <w:rPr>
+          <w:rFonts w:ascii="Times New Roman" w:hAnsi="Times New Roman" w:cs="Times New Roman"/>
+          <w:b/>
+          <w:bCs/>
+          <w:sz w:val="32"/>
+          <w:szCs w:val="32"/>
+        </w:rPr>
+        <w:t>nagari</w:t>
+      </w:r>
       <w:r>
         <w:rPr>
           <w:rFonts w:ascii="Times New Roman" w:hAnsi="Times New Roman" w:cs="Times New Roman"/>
@@ -2939,9 +2950,8 @@
           <w:sz w:val="32"/>
           <w:szCs w:val="32"/>
         </w:rPr>
-        <w:t xml:space="preserve">Put </w:t>
-      </w:r>
-      <w:proofErr w:type="gramStart"/>
+        <w:t>Put &lt;</w:t>
+      </w:r>
       <w:r>
         <w:rPr>
           <w:rFonts w:ascii="Times New Roman" w:hAnsi="Times New Roman" w:cs="Times New Roman"/>
@@ -2950,7 +2960,7 @@
           <w:sz w:val="32"/>
           <w:szCs w:val="32"/>
         </w:rPr>
-        <w:t>&lt;</w:t>
+        <w:t xml:space="preserve"> </w:t>
       </w:r>
       <w:r>
         <w:rPr>
@@ -2960,28 +2970,7 @@
           <w:sz w:val="32"/>
           <w:szCs w:val="32"/>
         </w:rPr>
-        <w:t xml:space="preserve"> </w:t>
-      </w:r>
-      <w:r>
-        <w:rPr>
-          <w:rFonts w:ascii="Times New Roman" w:hAnsi="Times New Roman" w:cs="Times New Roman"/>
-          <w:b/>
-          <w:bCs/>
-          <w:sz w:val="32"/>
-          <w:szCs w:val="32"/>
-        </w:rPr>
-        <w:t>,</w:t>
-      </w:r>
-      <w:proofErr w:type="gramEnd"/>
-      <w:r>
-        <w:rPr>
-          <w:rFonts w:ascii="Times New Roman" w:hAnsi="Times New Roman" w:cs="Times New Roman"/>
-          <w:b/>
-          <w:bCs/>
-          <w:sz w:val="32"/>
-          <w:szCs w:val="32"/>
-        </w:rPr>
-        <w:t xml:space="preserve"> &gt;</w:t>
+        <w:t>, &gt;</w:t>
       </w:r>
       <w:r>
         <w:rPr>
@@ -3451,7 +3440,27 @@
           <w:sz w:val="32"/>
           <w:szCs w:val="32"/>
         </w:rPr>
-        <w:t xml:space="preserve">  e.  What comes after: </w:t>
+        <w:t xml:space="preserve">  e.  What comes after</w:t>
+      </w:r>
+      <w:r>
+        <w:rPr>
+          <w:rFonts w:ascii="Times New Roman" w:hAnsi="Times New Roman" w:cs="Times New Roman"/>
+          <w:b/>
+          <w:bCs/>
+          <w:sz w:val="32"/>
+          <w:szCs w:val="32"/>
+        </w:rPr>
+        <w:t>?</w:t>
+      </w:r>
+      <w:r>
+        <w:rPr>
+          <w:rFonts w:ascii="Times New Roman" w:hAnsi="Times New Roman" w:cs="Times New Roman"/>
+          <w:b/>
+          <w:bCs/>
+          <w:sz w:val="32"/>
+          <w:szCs w:val="32"/>
+        </w:rPr>
+        <w:t xml:space="preserve"> </w:t>
       </w:r>
       <w:r>
         <w:rPr>
@@ -3503,18 +3512,8 @@
           <w:sz w:val="32"/>
           <w:szCs w:val="32"/>
         </w:rPr>
-        <w:t>…………</w:t>
-      </w:r>
-      <w:proofErr w:type="gramStart"/>
-      <w:r>
-        <w:rPr>
-          <w:rFonts w:ascii="Times New Roman" w:hAnsi="Times New Roman" w:cs="Times New Roman"/>
-          <w:sz w:val="32"/>
-          <w:szCs w:val="32"/>
-        </w:rPr>
-        <w:t>…..</w:t>
-      </w:r>
-      <w:proofErr w:type="gramEnd"/>
+        <w:t>……………..</w:t>
+      </w:r>
     </w:p>
     <w:p>
       <w:pPr>
@@ -3555,18 +3554,8 @@
           <w:sz w:val="32"/>
           <w:szCs w:val="32"/>
         </w:rPr>
-        <w:t>…………</w:t>
-      </w:r>
-      <w:proofErr w:type="gramStart"/>
-      <w:r>
-        <w:rPr>
-          <w:rFonts w:ascii="Times New Roman" w:hAnsi="Times New Roman" w:cs="Times New Roman"/>
-          <w:sz w:val="32"/>
-          <w:szCs w:val="32"/>
-        </w:rPr>
-        <w:t>…..</w:t>
-      </w:r>
-      <w:proofErr w:type="gramEnd"/>
+        <w:t>……………..</w:t>
+      </w:r>
     </w:p>
     <w:p>
       <w:pPr>
@@ -3623,7 +3612,6 @@
         </w:rPr>
         <w:t>7</w:t>
       </w:r>
-      <w:proofErr w:type="gramStart"/>
       <w:r>
         <w:rPr>
           <w:rFonts w:ascii="Times New Roman" w:hAnsi="Times New Roman" w:cs="Times New Roman"/>
@@ -3639,16 +3627,7 @@
           <w:sz w:val="32"/>
           <w:szCs w:val="32"/>
         </w:rPr>
-        <w:t xml:space="preserve"> :</w:t>
-      </w:r>
-      <w:proofErr w:type="gramEnd"/>
-      <w:r>
-        <w:rPr>
-          <w:rFonts w:ascii="Times New Roman" w:hAnsi="Times New Roman" w:cs="Times New Roman"/>
-          <w:sz w:val="32"/>
-          <w:szCs w:val="32"/>
-        </w:rPr>
-        <w:t xml:space="preserve"> ………………………………………</w:t>
+        <w:t xml:space="preserve"> : ………………………………………</w:t>
       </w:r>
     </w:p>
     <w:p>
@@ -3677,7 +3656,6 @@
         </w:rPr>
         <w:t>9</w:t>
       </w:r>
-      <w:proofErr w:type="gramStart"/>
       <w:r>
         <w:rPr>
           <w:rFonts w:ascii="Times New Roman" w:hAnsi="Times New Roman" w:cs="Times New Roman"/>
@@ -3693,16 +3671,7 @@
           <w:sz w:val="32"/>
           <w:szCs w:val="32"/>
         </w:rPr>
-        <w:t>:</w:t>
-      </w:r>
-      <w:proofErr w:type="gramEnd"/>
-      <w:r>
-        <w:rPr>
-          <w:rFonts w:ascii="Times New Roman" w:hAnsi="Times New Roman" w:cs="Times New Roman"/>
-          <w:sz w:val="32"/>
-          <w:szCs w:val="32"/>
-        </w:rPr>
-        <w:t xml:space="preserve"> ………………………………………...</w:t>
+        <w:t>: ………………………………………...</w:t>
       </w:r>
       <w:r>
         <w:rPr>
@@ -3760,41 +3729,13 @@
           <w:szCs w:val="32"/>
         </w:rPr>
       </w:pPr>
-      <w:proofErr w:type="spellStart"/>
-      <w:r>
-        <w:rPr>
-          <w:rFonts w:ascii="Times New Roman" w:hAnsi="Times New Roman" w:cs="Times New Roman"/>
-          <w:sz w:val="32"/>
-          <w:szCs w:val="32"/>
-        </w:rPr>
-        <w:t>i</w:t>
-      </w:r>
-      <w:proofErr w:type="spellEnd"/>
-      <w:r>
-        <w:rPr>
-          <w:rFonts w:ascii="Times New Roman" w:hAnsi="Times New Roman" w:cs="Times New Roman"/>
-          <w:sz w:val="32"/>
-          <w:szCs w:val="32"/>
-        </w:rPr>
-        <w:t>. 10+20+</w:t>
-      </w:r>
-      <w:proofErr w:type="gramStart"/>
-      <w:r>
-        <w:rPr>
-          <w:rFonts w:ascii="Times New Roman" w:hAnsi="Times New Roman" w:cs="Times New Roman"/>
-          <w:sz w:val="32"/>
-          <w:szCs w:val="32"/>
-        </w:rPr>
-        <w:t>40  =</w:t>
-      </w:r>
-      <w:proofErr w:type="gramEnd"/>
-      <w:r>
-        <w:rPr>
-          <w:rFonts w:ascii="Times New Roman" w:hAnsi="Times New Roman" w:cs="Times New Roman"/>
-          <w:sz w:val="32"/>
-          <w:szCs w:val="32"/>
-        </w:rPr>
-        <w:t xml:space="preserve"> …………………</w:t>
+      <w:r>
+        <w:rPr>
+          <w:rFonts w:ascii="Times New Roman" w:hAnsi="Times New Roman" w:cs="Times New Roman"/>
+          <w:sz w:val="32"/>
+          <w:szCs w:val="32"/>
+        </w:rPr>
+        <w:t>i. 10+20+40  = …………………</w:t>
       </w:r>
       <w:r>
         <w:rPr>
@@ -3907,33 +3848,15 @@
           <w:sz w:val="32"/>
           <w:szCs w:val="32"/>
         </w:rPr>
-        <w:t>22: …………………………</w:t>
-      </w:r>
-      <w:proofErr w:type="gramStart"/>
-      <w:r>
-        <w:rPr>
-          <w:rFonts w:ascii="Times New Roman" w:hAnsi="Times New Roman" w:cs="Times New Roman"/>
-          <w:sz w:val="32"/>
-          <w:szCs w:val="32"/>
-        </w:rPr>
-        <w:t>….</w:t>
-      </w:r>
-      <w:r>
-        <w:rPr>
-          <w:rFonts w:ascii="Times New Roman" w:hAnsi="Times New Roman" w:cs="Times New Roman"/>
-          <w:sz w:val="32"/>
-          <w:szCs w:val="32"/>
-        </w:rPr>
-        <w:t>.</w:t>
-      </w:r>
-      <w:proofErr w:type="gramEnd"/>
-      <w:r>
-        <w:rPr>
-          <w:rFonts w:ascii="Times New Roman" w:hAnsi="Times New Roman" w:cs="Times New Roman"/>
-          <w:sz w:val="32"/>
-          <w:szCs w:val="32"/>
-        </w:rPr>
-        <w:t>…</w:t>
+        <w:t>22: …………………………….</w:t>
+      </w:r>
+      <w:r>
+        <w:rPr>
+          <w:rFonts w:ascii="Times New Roman" w:hAnsi="Times New Roman" w:cs="Times New Roman"/>
+          <w:sz w:val="32"/>
+          <w:szCs w:val="32"/>
+        </w:rPr>
+        <w:t>.…</w:t>
       </w:r>
     </w:p>
     <w:p>
@@ -3961,7 +3884,6 @@
         </w:rPr>
         <w:t>35: ……………………………</w:t>
       </w:r>
-      <w:proofErr w:type="gramStart"/>
       <w:r>
         <w:rPr>
           <w:rFonts w:ascii="Times New Roman" w:hAnsi="Times New Roman" w:cs="Times New Roman"/>
@@ -3970,7 +3892,6 @@
         </w:rPr>
         <w:t>…..</w:t>
       </w:r>
-      <w:proofErr w:type="gramEnd"/>
     </w:p>
     <w:p>
       <w:pPr>
@@ -4006,7 +3927,27 @@
           <w:sz w:val="32"/>
           <w:szCs w:val="32"/>
         </w:rPr>
-        <w:t>Write the number in ascending order</w:t>
+        <w:t>Write the number</w:t>
+      </w:r>
+      <w:r>
+        <w:rPr>
+          <w:rFonts w:ascii="Times New Roman" w:hAnsi="Times New Roman" w:cs="Times New Roman"/>
+          <w:b/>
+          <w:bCs/>
+          <w:sz w:val="32"/>
+          <w:szCs w:val="32"/>
+        </w:rPr>
+        <w:t>s</w:t>
+      </w:r>
+      <w:r>
+        <w:rPr>
+          <w:rFonts w:ascii="Times New Roman" w:hAnsi="Times New Roman" w:cs="Times New Roman"/>
+          <w:b/>
+          <w:bCs/>
+          <w:sz w:val="32"/>
+          <w:szCs w:val="32"/>
+        </w:rPr>
+        <w:t xml:space="preserve"> in ascending order</w:t>
       </w:r>
       <w:r>
         <w:rPr>
@@ -4039,7 +3980,6 @@
           <w:szCs w:val="32"/>
         </w:rPr>
       </w:pPr>
-      <w:proofErr w:type="gramStart"/>
       <w:r>
         <w:rPr>
           <w:rFonts w:ascii="Times New Roman" w:hAnsi="Times New Roman" w:cs="Times New Roman"/>
@@ -4064,7 +4004,6 @@
         </w:rPr>
         <w:t>,</w:t>
       </w:r>
-      <w:proofErr w:type="gramEnd"/>
       <w:r>
         <w:rPr>
           <w:rFonts w:ascii="Times New Roman" w:hAnsi="Times New Roman" w:cs="Times New Roman"/>
@@ -4073,7 +4012,6 @@
         </w:rPr>
         <w:t xml:space="preserve">  </w:t>
       </w:r>
-      <w:proofErr w:type="gramStart"/>
       <w:r>
         <w:rPr>
           <w:rFonts w:ascii="Times New Roman" w:hAnsi="Times New Roman" w:cs="Times New Roman"/>
@@ -4098,7 +4036,6 @@
         </w:rPr>
         <w:t>,</w:t>
       </w:r>
-      <w:proofErr w:type="gramEnd"/>
       <w:r>
         <w:rPr>
           <w:rFonts w:ascii="Times New Roman" w:hAnsi="Times New Roman" w:cs="Times New Roman"/>
@@ -4107,7 +4044,6 @@
         </w:rPr>
         <w:t xml:space="preserve">  </w:t>
       </w:r>
-      <w:proofErr w:type="gramStart"/>
       <w:r>
         <w:rPr>
           <w:rFonts w:ascii="Times New Roman" w:hAnsi="Times New Roman" w:cs="Times New Roman"/>
@@ -4132,7 +4068,6 @@
         </w:rPr>
         <w:t>,</w:t>
       </w:r>
-      <w:proofErr w:type="gramEnd"/>
       <w:r>
         <w:rPr>
           <w:rFonts w:ascii="Times New Roman" w:hAnsi="Times New Roman" w:cs="Times New Roman"/>
@@ -4181,7 +4116,6 @@
     </w:p>
     <w:p>
       <w:pPr>
-        <w:pStyle w:val="ListParagraph"/>
         <w:tabs>
           <w:tab w:val="left" w:pos="1170"/>
           <w:tab w:val="left" w:pos="1440"/>
@@ -4191,7 +4125,6 @@
           <w:tab w:val="left" w:pos="5760"/>
         </w:tabs>
         <w:spacing w:after="0" w:line="240" w:lineRule="auto"/>
-        <w:ind w:left="450"/>
         <w:jc w:val="both"/>
         <w:rPr>
           <w:rFonts w:ascii="Times New Roman" w:hAnsi="Times New Roman" w:cs="Times New Roman"/>
@@ -4209,7 +4142,27 @@
           <w:sz w:val="32"/>
           <w:szCs w:val="32"/>
         </w:rPr>
-        <w:t xml:space="preserve">descending order </w:t>
+        <w:t xml:space="preserve">j. </w:t>
+      </w:r>
+      <w:r>
+        <w:rPr>
+          <w:rFonts w:ascii="Times New Roman" w:hAnsi="Times New Roman" w:cs="Times New Roman"/>
+          <w:b/>
+          <w:bCs/>
+          <w:sz w:val="32"/>
+          <w:szCs w:val="32"/>
+        </w:rPr>
+        <w:t>Write the numbers in descending order.</w:t>
+      </w:r>
+      <w:r>
+        <w:rPr>
+          <w:rFonts w:ascii="Times New Roman" w:hAnsi="Times New Roman" w:cs="Times New Roman"/>
+          <w:b/>
+          <w:bCs/>
+          <w:sz w:val="32"/>
+          <w:szCs w:val="32"/>
+        </w:rPr>
+        <w:t xml:space="preserve"> </w:t>
       </w:r>
     </w:p>
     <w:p>
@@ -4232,7 +4185,6 @@
           <w:szCs w:val="32"/>
         </w:rPr>
       </w:pPr>
-      <w:proofErr w:type="gramStart"/>
       <w:r>
         <w:rPr>
           <w:rFonts w:ascii="Times New Roman" w:hAnsi="Times New Roman" w:cs="Times New Roman"/>
@@ -4257,7 +4209,6 @@
         </w:rPr>
         <w:t>,</w:t>
       </w:r>
-      <w:proofErr w:type="gramEnd"/>
       <w:r>
         <w:rPr>
           <w:rFonts w:ascii="Times New Roman" w:hAnsi="Times New Roman" w:cs="Times New Roman"/>
@@ -4266,7 +4217,6 @@
         </w:rPr>
         <w:t xml:space="preserve">  </w:t>
       </w:r>
-      <w:proofErr w:type="gramStart"/>
       <w:r>
         <w:rPr>
           <w:rFonts w:ascii="Times New Roman" w:hAnsi="Times New Roman" w:cs="Times New Roman"/>
@@ -4291,7 +4241,6 @@
         </w:rPr>
         <w:t>,</w:t>
       </w:r>
-      <w:proofErr w:type="gramEnd"/>
       <w:r>
         <w:rPr>
           <w:rFonts w:ascii="Times New Roman" w:hAnsi="Times New Roman" w:cs="Times New Roman"/>
@@ -4300,7 +4249,6 @@
         </w:rPr>
         <w:t xml:space="preserve">  </w:t>
       </w:r>
-      <w:proofErr w:type="gramStart"/>
       <w:r>
         <w:rPr>
           <w:rFonts w:ascii="Times New Roman" w:hAnsi="Times New Roman" w:cs="Times New Roman"/>
@@ -4325,7 +4273,6 @@
         </w:rPr>
         <w:t>,</w:t>
       </w:r>
-      <w:proofErr w:type="gramEnd"/>
       <w:r>
         <w:rPr>
           <w:rFonts w:ascii="Times New Roman" w:hAnsi="Times New Roman" w:cs="Times New Roman"/>
@@ -4377,7 +4324,7 @@
         <w:pStyle w:val="ListParagraph"/>
         <w:numPr>
           <w:ilvl w:val="0"/>
-          <w:numId w:val="9"/>
+          <w:numId w:val="12"/>
         </w:numPr>
         <w:tabs>
           <w:tab w:val="left" w:pos="1440"/>
@@ -4386,7 +4333,7 @@
           <w:tab w:val="left" w:pos="5760"/>
         </w:tabs>
         <w:spacing w:after="0" w:line="480" w:lineRule="auto"/>
-        <w:ind w:left="270" w:hanging="270"/>
+        <w:ind w:left="360"/>
         <w:jc w:val="both"/>
         <w:rPr>
           <w:rFonts w:ascii="Times New Roman" w:hAnsi="Times New Roman" w:cs="Times New Roman"/>
@@ -4404,7 +4351,7 @@
           <w:sz w:val="32"/>
           <w:szCs w:val="32"/>
         </w:rPr>
-        <w:t>Subtract (-) the following</w:t>
+        <w:t>Subtract the following</w:t>
       </w:r>
       <w:r>
         <w:rPr>
@@ -4461,7 +4408,6 @@
         </w:rPr>
         <w:tab/>
       </w:r>
-      <w:proofErr w:type="gramStart"/>
       <w:r>
         <w:rPr>
           <w:rFonts w:ascii="Times New Roman" w:hAnsi="Times New Roman" w:cs="Times New Roman"/>
@@ -4471,7 +4417,6 @@
         <w:tab/>
         <w:t xml:space="preserve">  25</w:t>
       </w:r>
-      <w:proofErr w:type="gramEnd"/>
     </w:p>
     <w:p>
       <w:pPr>
@@ -4686,8 +4631,9 @@
         <w:pStyle w:val="ListParagraph"/>
         <w:numPr>
           <w:ilvl w:val="0"/>
-          <w:numId w:val="9"/>
+          <w:numId w:val="12"/>
         </w:numPr>
+        <w:ind w:left="360"/>
         <w:rPr>
           <w:rFonts w:ascii="Times New Roman" w:hAnsi="Times New Roman" w:cs="Times New Roman"/>
           <w:b/>
@@ -4706,6 +4652,16 @@
         </w:rPr>
         <w:t xml:space="preserve">What comes between </w:t>
       </w:r>
+      <w:r>
+        <w:rPr>
+          <w:rFonts w:ascii="Times New Roman" w:hAnsi="Times New Roman" w:cs="Times New Roman"/>
+          <w:b/>
+          <w:bCs/>
+          <w:sz w:val="32"/>
+          <w:szCs w:val="32"/>
+        </w:rPr>
+        <w:t>?</w:t>
+      </w:r>
     </w:p>
     <w:p>
       <w:pPr>
@@ -4763,7 +4719,7 @@
           <w:szCs w:val="32"/>
         </w:rPr>
         <w:lastRenderedPageBreak/>
-        <w:t>l</w:t>
+        <w:t>m</w:t>
       </w:r>
       <w:r>
         <w:rPr>
@@ -4783,7 +4739,7 @@
           <w:sz w:val="32"/>
           <w:szCs w:val="32"/>
         </w:rPr>
-        <w:t xml:space="preserve"> the time this</w:t>
+        <w:t xml:space="preserve"> the </w:t>
       </w:r>
       <w:r>
         <w:rPr>
@@ -4793,7 +4749,7 @@
           <w:sz w:val="32"/>
           <w:szCs w:val="32"/>
         </w:rPr>
-        <w:t xml:space="preserve"> clock </w:t>
+        <w:t>hands of 7’O Clock</w:t>
       </w:r>
       <w:r>
         <w:rPr>
@@ -4803,13 +4759,12 @@
           <w:sz w:val="32"/>
           <w:szCs w:val="32"/>
         </w:rPr>
-        <w:t>shows:</w:t>
+        <w:t>:</w:t>
       </w:r>
     </w:p>
     <w:p>
       <w:pPr>
         <w:spacing w:line="240" w:lineRule="auto"/>
-        <w:ind w:left="1440" w:firstLine="720"/>
         <w:rPr>
           <w:rFonts w:ascii="Times New Roman" w:hAnsi="Times New Roman" w:cs="Times New Roman"/>
           <w:sz w:val="32"/>
@@ -4950,7 +4905,7 @@
           </mc:Choice>
           <mc:Fallback>
             <w:pict>
-              <v:rect w14:anchorId="4CE8C783" id="Rectangle 20" o:spid="_x0000_s1027" style="position:absolute;left:0;text-align:left;margin-left:36.6pt;margin-top:22.7pt;width:256.8pt;height:198.6pt;z-index:-251908096;visibility:visible;mso-wrap-style:square;mso-width-percent:0;mso-height-percent:0;mso-wrap-distance-left:9pt;mso-wrap-distance-top:0;mso-wrap-distance-right:9pt;mso-wrap-distance-bottom:0;mso-position-horizontal:absolute;mso-position-horizontal-relative:text;mso-position-vertical:absolute;mso-position-vertical-relative:text;mso-width-percent:0;mso-height-percent:0;mso-width-relative:margin;mso-height-relative:margin;v-text-anchor:middle" o:gfxdata="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" fillcolor="white [3201]" strokecolor="black [3200]" strokeweight="2pt">
+              <v:rect w14:anchorId="4CE8C783" id="Rectangle 20" o:spid="_x0000_s1027" style="position:absolute;margin-left:36.6pt;margin-top:22.7pt;width:256.8pt;height:198.6pt;z-index:-251908096;visibility:visible;mso-wrap-style:square;mso-width-percent:0;mso-height-percent:0;mso-wrap-distance-left:9pt;mso-wrap-distance-top:0;mso-wrap-distance-right:9pt;mso-wrap-distance-bottom:0;mso-position-horizontal:absolute;mso-position-horizontal-relative:text;mso-position-vertical:absolute;mso-position-vertical-relative:text;mso-width-percent:0;mso-height-percent:0;mso-width-relative:margin;mso-height-relative:margin;v-text-anchor:middle" o:gfxdata="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" fillcolor="white [3201]" strokecolor="black [3200]" strokeweight="2pt">
                 <v:textbox>
                   <w:txbxContent>
                     <w:p>
@@ -4977,11 +4932,11 @@
                                     <pic:cNvPicPr/>
                                   </pic:nvPicPr>
                                   <pic:blipFill>
-                                    <a:blip r:embed="rId10">
+                                    <a:blip r:embed="rId8">
                                       <a:extLst>
                                         <a:ext uri="{BEBA8EAE-BF5A-486C-A8C5-ECC9F3942E4B}">
                                           <a14:imgProps xmlns:a14="http://schemas.microsoft.com/office/drawing/2010/main">
-                                            <a14:imgLayer r:embed="rId11">
+                                            <a14:imgLayer r:embed="rId9">
                                               <a14:imgEffect>
                                                 <a14:brightnessContrast bright="20000" contrast="-20000"/>
                                               </a14:imgEffect>
@@ -5026,7 +4981,7 @@
           <w:sz w:val="32"/>
           <w:szCs w:val="32"/>
         </w:rPr>
-        <w:t xml:space="preserve">7' O Clock </w:t>
+        <w:t xml:space="preserve"> </w:t>
       </w:r>
     </w:p>
     <w:p>
@@ -5272,6 +5227,322 @@
           <w:szCs w:val="32"/>
         </w:rPr>
       </w:pPr>
+      <w:r>
+        <w:rPr>
+          <w:rFonts w:ascii="Times New Roman" w:hAnsi="Times New Roman" w:cs="Times New Roman"/>
+          <w:b/>
+          <w:bCs/>
+          <w:noProof/>
+          <w:sz w:val="32"/>
+          <w:szCs w:val="32"/>
+        </w:rPr>
+        <mc:AlternateContent>
+          <mc:Choice Requires="wps">
+            <w:drawing>
+              <wp:anchor distT="0" distB="0" distL="114300" distR="114300" simplePos="0" relativeHeight="251982848" behindDoc="0" locked="0" layoutInCell="1" allowOverlap="1" wp14:anchorId="1FFBCC04" wp14:editId="3A28A445">
+                <wp:simplePos x="0" y="0"/>
+                <wp:positionH relativeFrom="column">
+                  <wp:posOffset>4857750</wp:posOffset>
+                </wp:positionH>
+                <wp:positionV relativeFrom="paragraph">
+                  <wp:posOffset>283210</wp:posOffset>
+                </wp:positionV>
+                <wp:extent cx="247650" cy="219075"/>
+                <wp:effectExtent l="0" t="0" r="19050" b="28575"/>
+                <wp:wrapNone/>
+                <wp:docPr id="1684465405" name="Rectangle 34"/>
+                <wp:cNvGraphicFramePr/>
+                <a:graphic xmlns:a="http://schemas.openxmlformats.org/drawingml/2006/main">
+                  <a:graphicData uri="http://schemas.microsoft.com/office/word/2010/wordprocessingShape">
+                    <wps:wsp>
+                      <wps:cNvSpPr/>
+                      <wps:spPr>
+                        <a:xfrm>
+                          <a:off x="0" y="0"/>
+                          <a:ext cx="247650" cy="219075"/>
+                        </a:xfrm>
+                        <a:prstGeom prst="rect">
+                          <a:avLst/>
+                        </a:prstGeom>
+                        <a:noFill/>
+                        <a:ln w="3175">
+                          <a:solidFill>
+                            <a:schemeClr val="tx1"/>
+                          </a:solidFill>
+                        </a:ln>
+                      </wps:spPr>
+                      <wps:style>
+                        <a:lnRef idx="2">
+                          <a:schemeClr val="accent1">
+                            <a:shade val="15000"/>
+                          </a:schemeClr>
+                        </a:lnRef>
+                        <a:fillRef idx="1">
+                          <a:schemeClr val="accent1"/>
+                        </a:fillRef>
+                        <a:effectRef idx="0">
+                          <a:schemeClr val="accent1"/>
+                        </a:effectRef>
+                        <a:fontRef idx="minor">
+                          <a:schemeClr val="lt1"/>
+                        </a:fontRef>
+                      </wps:style>
+                      <wps:bodyPr rot="0" spcFirstLastPara="0" vertOverflow="overflow" horzOverflow="overflow" vert="horz" wrap="square" lIns="91440" tIns="45720" rIns="91440" bIns="45720" numCol="1" spcCol="0" rtlCol="0" fromWordArt="0" anchor="ctr" anchorCtr="0" forceAA="0" compatLnSpc="1">
+                        <a:prstTxWarp prst="textNoShape">
+                          <a:avLst/>
+                        </a:prstTxWarp>
+                        <a:noAutofit/>
+                      </wps:bodyPr>
+                    </wps:wsp>
+                  </a:graphicData>
+                </a:graphic>
+              </wp:anchor>
+            </w:drawing>
+          </mc:Choice>
+          <mc:Fallback>
+            <w:pict>
+              <v:rect w14:anchorId="2F618B72" id="Rectangle 34" o:spid="_x0000_s1026" style="position:absolute;margin-left:382.5pt;margin-top:22.3pt;width:19.5pt;height:17.25pt;z-index:251982848;visibility:visible;mso-wrap-style:square;mso-wrap-distance-left:9pt;mso-wrap-distance-top:0;mso-wrap-distance-right:9pt;mso-wrap-distance-bottom:0;mso-position-horizontal:absolute;mso-position-horizontal-relative:text;mso-position-vertical:absolute;mso-position-vertical-relative:text;v-text-anchor:middle" o:gfxdata="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" filled="f" strokecolor="black [3213]" strokeweight=".25pt"/>
+            </w:pict>
+          </mc:Fallback>
+        </mc:AlternateContent>
+      </w:r>
+      <w:r>
+        <w:rPr>
+          <w:rFonts w:ascii="Times New Roman" w:hAnsi="Times New Roman" w:cs="Times New Roman"/>
+          <w:b/>
+          <w:bCs/>
+          <w:noProof/>
+          <w:sz w:val="32"/>
+          <w:szCs w:val="32"/>
+        </w:rPr>
+        <mc:AlternateContent>
+          <mc:Choice Requires="wps">
+            <w:drawing>
+              <wp:anchor distT="0" distB="0" distL="114300" distR="114300" simplePos="0" relativeHeight="251980800" behindDoc="0" locked="0" layoutInCell="1" allowOverlap="1" wp14:anchorId="2CB99D91" wp14:editId="004E32E0">
+                <wp:simplePos x="0" y="0"/>
+                <wp:positionH relativeFrom="column">
+                  <wp:posOffset>3480435</wp:posOffset>
+                </wp:positionH>
+                <wp:positionV relativeFrom="paragraph">
+                  <wp:posOffset>283210</wp:posOffset>
+                </wp:positionV>
+                <wp:extent cx="247650" cy="219075"/>
+                <wp:effectExtent l="0" t="0" r="19050" b="28575"/>
+                <wp:wrapNone/>
+                <wp:docPr id="1856070527" name="Rectangle 34"/>
+                <wp:cNvGraphicFramePr/>
+                <a:graphic xmlns:a="http://schemas.openxmlformats.org/drawingml/2006/main">
+                  <a:graphicData uri="http://schemas.microsoft.com/office/word/2010/wordprocessingShape">
+                    <wps:wsp>
+                      <wps:cNvSpPr/>
+                      <wps:spPr>
+                        <a:xfrm>
+                          <a:off x="0" y="0"/>
+                          <a:ext cx="247650" cy="219075"/>
+                        </a:xfrm>
+                        <a:prstGeom prst="rect">
+                          <a:avLst/>
+                        </a:prstGeom>
+                        <a:noFill/>
+                        <a:ln w="3175">
+                          <a:solidFill>
+                            <a:schemeClr val="tx1"/>
+                          </a:solidFill>
+                        </a:ln>
+                      </wps:spPr>
+                      <wps:style>
+                        <a:lnRef idx="2">
+                          <a:schemeClr val="accent1">
+                            <a:shade val="15000"/>
+                          </a:schemeClr>
+                        </a:lnRef>
+                        <a:fillRef idx="1">
+                          <a:schemeClr val="accent1"/>
+                        </a:fillRef>
+                        <a:effectRef idx="0">
+                          <a:schemeClr val="accent1"/>
+                        </a:effectRef>
+                        <a:fontRef idx="minor">
+                          <a:schemeClr val="lt1"/>
+                        </a:fontRef>
+                      </wps:style>
+                      <wps:bodyPr rot="0" spcFirstLastPara="0" vertOverflow="overflow" horzOverflow="overflow" vert="horz" wrap="square" lIns="91440" tIns="45720" rIns="91440" bIns="45720" numCol="1" spcCol="0" rtlCol="0" fromWordArt="0" anchor="ctr" anchorCtr="0" forceAA="0" compatLnSpc="1">
+                        <a:prstTxWarp prst="textNoShape">
+                          <a:avLst/>
+                        </a:prstTxWarp>
+                        <a:noAutofit/>
+                      </wps:bodyPr>
+                    </wps:wsp>
+                  </a:graphicData>
+                </a:graphic>
+              </wp:anchor>
+            </w:drawing>
+          </mc:Choice>
+          <mc:Fallback>
+            <w:pict>
+              <v:rect w14:anchorId="03A97441" id="Rectangle 34" o:spid="_x0000_s1026" style="position:absolute;margin-left:274.05pt;margin-top:22.3pt;width:19.5pt;height:17.25pt;z-index:251980800;visibility:visible;mso-wrap-style:square;mso-wrap-distance-left:9pt;mso-wrap-distance-top:0;mso-wrap-distance-right:9pt;mso-wrap-distance-bottom:0;mso-position-horizontal:absolute;mso-position-horizontal-relative:text;mso-position-vertical:absolute;mso-position-vertical-relative:text;v-text-anchor:middle" o:gfxdata="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" filled="f" strokecolor="black [3213]" strokeweight=".25pt"/>
+            </w:pict>
+          </mc:Fallback>
+        </mc:AlternateContent>
+      </w:r>
+      <w:r>
+        <w:rPr>
+          <w:rFonts w:ascii="Times New Roman" w:hAnsi="Times New Roman" w:cs="Times New Roman"/>
+          <w:b/>
+          <w:bCs/>
+          <w:noProof/>
+          <w:sz w:val="32"/>
+          <w:szCs w:val="32"/>
+        </w:rPr>
+        <mc:AlternateContent>
+          <mc:Choice Requires="wps">
+            <w:drawing>
+              <wp:anchor distT="0" distB="0" distL="114300" distR="114300" simplePos="0" relativeHeight="251978752" behindDoc="0" locked="0" layoutInCell="1" allowOverlap="1" wp14:anchorId="5D37C685" wp14:editId="48CA2AB8">
+                <wp:simplePos x="0" y="0"/>
+                <wp:positionH relativeFrom="column">
+                  <wp:posOffset>2009775</wp:posOffset>
+                </wp:positionH>
+                <wp:positionV relativeFrom="paragraph">
+                  <wp:posOffset>264160</wp:posOffset>
+                </wp:positionV>
+                <wp:extent cx="247650" cy="219075"/>
+                <wp:effectExtent l="0" t="0" r="19050" b="28575"/>
+                <wp:wrapNone/>
+                <wp:docPr id="668913944" name="Rectangle 34"/>
+                <wp:cNvGraphicFramePr/>
+                <a:graphic xmlns:a="http://schemas.openxmlformats.org/drawingml/2006/main">
+                  <a:graphicData uri="http://schemas.microsoft.com/office/word/2010/wordprocessingShape">
+                    <wps:wsp>
+                      <wps:cNvSpPr/>
+                      <wps:spPr>
+                        <a:xfrm>
+                          <a:off x="0" y="0"/>
+                          <a:ext cx="247650" cy="219075"/>
+                        </a:xfrm>
+                        <a:prstGeom prst="rect">
+                          <a:avLst/>
+                        </a:prstGeom>
+                        <a:noFill/>
+                        <a:ln w="3175">
+                          <a:solidFill>
+                            <a:schemeClr val="tx1"/>
+                          </a:solidFill>
+                        </a:ln>
+                      </wps:spPr>
+                      <wps:style>
+                        <a:lnRef idx="2">
+                          <a:schemeClr val="accent1">
+                            <a:shade val="15000"/>
+                          </a:schemeClr>
+                        </a:lnRef>
+                        <a:fillRef idx="1">
+                          <a:schemeClr val="accent1"/>
+                        </a:fillRef>
+                        <a:effectRef idx="0">
+                          <a:schemeClr val="accent1"/>
+                        </a:effectRef>
+                        <a:fontRef idx="minor">
+                          <a:schemeClr val="lt1"/>
+                        </a:fontRef>
+                      </wps:style>
+                      <wps:bodyPr rot="0" spcFirstLastPara="0" vertOverflow="overflow" horzOverflow="overflow" vert="horz" wrap="square" lIns="91440" tIns="45720" rIns="91440" bIns="45720" numCol="1" spcCol="0" rtlCol="0" fromWordArt="0" anchor="ctr" anchorCtr="0" forceAA="0" compatLnSpc="1">
+                        <a:prstTxWarp prst="textNoShape">
+                          <a:avLst/>
+                        </a:prstTxWarp>
+                        <a:noAutofit/>
+                      </wps:bodyPr>
+                    </wps:wsp>
+                  </a:graphicData>
+                </a:graphic>
+              </wp:anchor>
+            </w:drawing>
+          </mc:Choice>
+          <mc:Fallback>
+            <w:pict>
+              <v:rect w14:anchorId="3357C844" id="Rectangle 34" o:spid="_x0000_s1026" style="position:absolute;margin-left:158.25pt;margin-top:20.8pt;width:19.5pt;height:17.25pt;z-index:251978752;visibility:visible;mso-wrap-style:square;mso-wrap-distance-left:9pt;mso-wrap-distance-top:0;mso-wrap-distance-right:9pt;mso-wrap-distance-bottom:0;mso-position-horizontal:absolute;mso-position-horizontal-relative:text;mso-position-vertical:absolute;mso-position-vertical-relative:text;v-text-anchor:middle" o:gfxdata="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" filled="f" strokecolor="black [3213]" strokeweight=".25pt"/>
+            </w:pict>
+          </mc:Fallback>
+        </mc:AlternateContent>
+      </w:r>
+      <w:r>
+        <w:rPr>
+          <w:rFonts w:ascii="Times New Roman" w:hAnsi="Times New Roman" w:cs="Times New Roman"/>
+          <w:b/>
+          <w:bCs/>
+          <w:noProof/>
+          <w:sz w:val="32"/>
+          <w:szCs w:val="32"/>
+        </w:rPr>
+        <mc:AlternateContent>
+          <mc:Choice Requires="wps">
+            <w:drawing>
+              <wp:anchor distT="0" distB="0" distL="114300" distR="114300" simplePos="0" relativeHeight="251976704" behindDoc="0" locked="0" layoutInCell="1" allowOverlap="1" wp14:anchorId="7D1DC693" wp14:editId="6AE32ED0">
+                <wp:simplePos x="0" y="0"/>
+                <wp:positionH relativeFrom="column">
+                  <wp:posOffset>561975</wp:posOffset>
+                </wp:positionH>
+                <wp:positionV relativeFrom="paragraph">
+                  <wp:posOffset>264160</wp:posOffset>
+                </wp:positionV>
+                <wp:extent cx="247650" cy="219075"/>
+                <wp:effectExtent l="0" t="0" r="19050" b="28575"/>
+                <wp:wrapNone/>
+                <wp:docPr id="1666860879" name="Rectangle 34"/>
+                <wp:cNvGraphicFramePr/>
+                <a:graphic xmlns:a="http://schemas.openxmlformats.org/drawingml/2006/main">
+                  <a:graphicData uri="http://schemas.microsoft.com/office/word/2010/wordprocessingShape">
+                    <wps:wsp>
+                      <wps:cNvSpPr/>
+                      <wps:spPr>
+                        <a:xfrm>
+                          <a:off x="0" y="0"/>
+                          <a:ext cx="247650" cy="219075"/>
+                        </a:xfrm>
+                        <a:prstGeom prst="rect">
+                          <a:avLst/>
+                        </a:prstGeom>
+                        <a:noFill/>
+                        <a:ln w="3175">
+                          <a:solidFill>
+                            <a:schemeClr val="tx1"/>
+                          </a:solidFill>
+                        </a:ln>
+                      </wps:spPr>
+                      <wps:style>
+                        <a:lnRef idx="2">
+                          <a:schemeClr val="accent1">
+                            <a:shade val="15000"/>
+                          </a:schemeClr>
+                        </a:lnRef>
+                        <a:fillRef idx="1">
+                          <a:schemeClr val="accent1"/>
+                        </a:fillRef>
+                        <a:effectRef idx="0">
+                          <a:schemeClr val="accent1"/>
+                        </a:effectRef>
+                        <a:fontRef idx="minor">
+                          <a:schemeClr val="lt1"/>
+                        </a:fontRef>
+                      </wps:style>
+                      <wps:bodyPr rot="0" spcFirstLastPara="0" vertOverflow="overflow" horzOverflow="overflow" vert="horz" wrap="square" lIns="91440" tIns="45720" rIns="91440" bIns="45720" numCol="1" spcCol="0" rtlCol="0" fromWordArt="0" anchor="ctr" anchorCtr="0" forceAA="0" compatLnSpc="1">
+                        <a:prstTxWarp prst="textNoShape">
+                          <a:avLst/>
+                        </a:prstTxWarp>
+                        <a:noAutofit/>
+                      </wps:bodyPr>
+                    </wps:wsp>
+                  </a:graphicData>
+                </a:graphic>
+              </wp:anchor>
+            </w:drawing>
+          </mc:Choice>
+          <mc:Fallback>
+            <w:pict>
+              <v:rect w14:anchorId="0FD974F0" id="Rectangle 34" o:spid="_x0000_s1026" style="position:absolute;margin-left:44.25pt;margin-top:20.8pt;width:19.5pt;height:17.25pt;z-index:251976704;visibility:visible;mso-wrap-style:square;mso-wrap-distance-left:9pt;mso-wrap-distance-top:0;mso-wrap-distance-right:9pt;mso-wrap-distance-bottom:0;mso-position-horizontal:absolute;mso-position-horizontal-relative:text;mso-position-vertical:absolute;mso-position-vertical-relative:text;v-text-anchor:middle" o:gfxdata="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" filled="f" strokecolor="black [3213]" strokeweight=".25pt"/>
+            </w:pict>
+          </mc:Fallback>
+        </mc:AlternateContent>
+      </w:r>
       <w:r>
         <w:rPr>
           <w:rFonts w:ascii="Times New Roman" w:hAnsi="Times New Roman" w:cs="Times New Roman"/>
@@ -6289,7 +6560,7 @@
           <w:sz w:val="32"/>
           <w:szCs w:val="32"/>
         </w:rPr>
-        <w:t xml:space="preserve">Subtract (-) the </w:t>
+        <w:t xml:space="preserve">Subtract the </w:t>
       </w:r>
       <w:r>
         <w:rPr>
@@ -6337,7 +6608,6 @@
         </w:rPr>
         <w:t xml:space="preserve">    5     5 </w:t>
       </w:r>
-      <w:proofErr w:type="gramStart"/>
       <w:r>
         <w:rPr>
           <w:rFonts w:ascii="Times New Roman" w:hAnsi="Times New Roman" w:cs="Times New Roman"/>
@@ -6347,7 +6617,6 @@
         <w:tab/>
         <w:t xml:space="preserve">  6</w:t>
       </w:r>
-      <w:proofErr w:type="gramEnd"/>
       <w:r>
         <w:rPr>
           <w:rFonts w:ascii="Times New Roman" w:hAnsi="Times New Roman" w:cs="Times New Roman"/>
@@ -6380,7 +6649,6 @@
         </w:rPr>
         <w:t xml:space="preserve">  5 </w:t>
       </w:r>
-      <w:proofErr w:type="gramStart"/>
       <w:r>
         <w:rPr>
           <w:rFonts w:ascii="Times New Roman" w:hAnsi="Times New Roman" w:cs="Times New Roman"/>
@@ -6388,16 +6656,7 @@
           <w:szCs w:val="32"/>
         </w:rPr>
         <w:tab/>
-        <w:t xml:space="preserve">  4</w:t>
-      </w:r>
-      <w:proofErr w:type="gramEnd"/>
-      <w:r>
-        <w:rPr>
-          <w:rFonts w:ascii="Times New Roman" w:hAnsi="Times New Roman" w:cs="Times New Roman"/>
-          <w:sz w:val="32"/>
-          <w:szCs w:val="32"/>
-        </w:rPr>
-        <w:t xml:space="preserve">  </w:t>
+        <w:t xml:space="preserve">  4  </w:t>
       </w:r>
       <w:r>
         <w:rPr>
@@ -7122,23 +7381,13 @@
         </w:rPr>
         <w:t xml:space="preserve"> </w:t>
       </w:r>
-      <w:proofErr w:type="gramStart"/>
-      <w:r>
-        <w:rPr>
-          <w:rFonts w:ascii="Times New Roman" w:hAnsi="Times New Roman" w:cs="Times New Roman"/>
-          <w:sz w:val="32"/>
-          <w:szCs w:val="32"/>
-        </w:rPr>
-        <w:t>-  2</w:t>
-      </w:r>
-      <w:proofErr w:type="gramEnd"/>
-      <w:r>
-        <w:rPr>
-          <w:rFonts w:ascii="Times New Roman" w:hAnsi="Times New Roman" w:cs="Times New Roman"/>
-          <w:sz w:val="32"/>
-          <w:szCs w:val="32"/>
-        </w:rPr>
-        <w:t xml:space="preserve">   </w:t>
+      <w:r>
+        <w:rPr>
+          <w:rFonts w:ascii="Times New Roman" w:hAnsi="Times New Roman" w:cs="Times New Roman"/>
+          <w:sz w:val="32"/>
+          <w:szCs w:val="32"/>
+        </w:rPr>
+        <w:t xml:space="preserve">-  2   </w:t>
       </w:r>
       <w:r>
         <w:rPr>
@@ -7183,6 +7432,654 @@
           <w:tab w:val="left" w:pos="5760"/>
         </w:tabs>
         <w:spacing w:after="0" w:line="480" w:lineRule="auto"/>
+        <w:jc w:val="both"/>
+        <w:rPr>
+          <w:rFonts w:ascii="Times New Roman" w:hAnsi="Times New Roman" w:cs="Times New Roman"/>
+          <w:sz w:val="32"/>
+          <w:szCs w:val="32"/>
+        </w:rPr>
+      </w:pPr>
+    </w:p>
+    <w:p>
+      <w:pPr>
+        <w:tabs>
+          <w:tab w:val="left" w:pos="1440"/>
+          <w:tab w:val="left" w:pos="3150"/>
+          <w:tab w:val="left" w:pos="5040"/>
+          <w:tab w:val="left" w:pos="5760"/>
+        </w:tabs>
+        <w:spacing w:after="0" w:line="240" w:lineRule="auto"/>
+        <w:ind w:left="990" w:hanging="630"/>
+        <w:jc w:val="both"/>
+        <w:rPr>
+          <w:rFonts w:ascii="Times New Roman" w:hAnsi="Times New Roman" w:cs="Times New Roman"/>
+          <w:sz w:val="32"/>
+          <w:szCs w:val="32"/>
+        </w:rPr>
+      </w:pPr>
+      <w:r>
+        <w:rPr>
+          <w:rFonts w:ascii="Times New Roman" w:hAnsi="Times New Roman" w:cs="Times New Roman"/>
+          <w:b/>
+          <w:bCs/>
+          <w:sz w:val="32"/>
+          <w:szCs w:val="32"/>
+        </w:rPr>
+        <w:lastRenderedPageBreak/>
+        <w:t>c.</w:t>
+      </w:r>
+      <w:r>
+        <w:rPr>
+          <w:rFonts w:ascii="Times New Roman" w:hAnsi="Times New Roman" w:cs="Times New Roman"/>
+          <w:b/>
+          <w:bCs/>
+          <w:sz w:val="32"/>
+          <w:szCs w:val="32"/>
+        </w:rPr>
+        <w:t xml:space="preserve"> Solve the problems.</w:t>
+      </w:r>
+    </w:p>
+    <w:tbl>
+      <w:tblPr>
+        <w:tblStyle w:val="TableGrid"/>
+        <w:tblpPr w:leftFromText="180" w:rightFromText="180" w:vertAnchor="text" w:horzAnchor="margin" w:tblpXSpec="right" w:tblpY="549"/>
+        <w:tblW w:w="0" w:type="auto"/>
+        <w:tblLook w:val="04A0" w:firstRow="1" w:lastRow="0" w:firstColumn="1" w:lastColumn="0" w:noHBand="0" w:noVBand="1"/>
+      </w:tblPr>
+      <w:tblGrid>
+        <w:gridCol w:w="1525"/>
+      </w:tblGrid>
+      <w:tr>
+        <w:trPr>
+          <w:trHeight w:val="1115"/>
+        </w:trPr>
+        <w:tc>
+          <w:tcPr>
+            <w:tcW w:w="1525" w:type="dxa"/>
+          </w:tcPr>
+          <w:p>
+            <w:pPr>
+              <w:tabs>
+                <w:tab w:val="left" w:pos="720"/>
+                <w:tab w:val="left" w:pos="3150"/>
+                <w:tab w:val="left" w:pos="5040"/>
+                <w:tab w:val="left" w:pos="5760"/>
+              </w:tabs>
+              <w:jc w:val="both"/>
+              <w:rPr>
+                <w:rFonts w:ascii="Times New Roman" w:hAnsi="Times New Roman" w:cs="Times New Roman"/>
+                <w:sz w:val="32"/>
+                <w:szCs w:val="32"/>
+              </w:rPr>
+            </w:pPr>
+          </w:p>
+        </w:tc>
+      </w:tr>
+      <w:tr>
+        <w:tc>
+          <w:tcPr>
+            <w:tcW w:w="1525" w:type="dxa"/>
+          </w:tcPr>
+          <w:p>
+            <w:pPr>
+              <w:tabs>
+                <w:tab w:val="left" w:pos="720"/>
+                <w:tab w:val="left" w:pos="3150"/>
+                <w:tab w:val="left" w:pos="5040"/>
+                <w:tab w:val="left" w:pos="5760"/>
+              </w:tabs>
+              <w:jc w:val="both"/>
+              <w:rPr>
+                <w:rFonts w:ascii="Times New Roman" w:hAnsi="Times New Roman" w:cs="Times New Roman"/>
+                <w:sz w:val="32"/>
+                <w:szCs w:val="32"/>
+              </w:rPr>
+            </w:pPr>
+          </w:p>
+        </w:tc>
+      </w:tr>
+    </w:tbl>
+    <w:p>
+      <w:pPr>
+        <w:tabs>
+          <w:tab w:val="left" w:pos="1440"/>
+          <w:tab w:val="left" w:pos="3150"/>
+          <w:tab w:val="left" w:pos="5040"/>
+          <w:tab w:val="left" w:pos="5760"/>
+        </w:tabs>
+        <w:spacing w:after="0" w:line="240" w:lineRule="auto"/>
+        <w:ind w:left="630" w:hanging="270"/>
+        <w:jc w:val="both"/>
+        <w:rPr>
+          <w:rFonts w:ascii="Times New Roman" w:hAnsi="Times New Roman" w:cs="Times New Roman"/>
+          <w:sz w:val="32"/>
+          <w:szCs w:val="32"/>
+        </w:rPr>
+      </w:pPr>
+      <w:r>
+        <w:rPr>
+          <w:rFonts w:ascii="Times New Roman" w:hAnsi="Times New Roman" w:cs="Times New Roman"/>
+          <w:sz w:val="32"/>
+          <w:szCs w:val="32"/>
+        </w:rPr>
+        <w:t xml:space="preserve">i. There are 55 students in class one. 25 students are girls. Now </w:t>
+      </w:r>
+      <w:r>
+        <w:rPr>
+          <w:rFonts w:ascii="Times New Roman" w:hAnsi="Times New Roman" w:cs="Times New Roman"/>
+          <w:sz w:val="32"/>
+          <w:szCs w:val="32"/>
+        </w:rPr>
+        <w:t>how</w:t>
+      </w:r>
+      <w:r>
+        <w:rPr>
+          <w:rFonts w:ascii="Times New Roman" w:hAnsi="Times New Roman" w:cs="Times New Roman"/>
+          <w:sz w:val="32"/>
+          <w:szCs w:val="32"/>
+        </w:rPr>
+        <w:t xml:space="preserve"> many boys are there in class one? </w:t>
+      </w:r>
+    </w:p>
+    <w:p>
+      <w:pPr>
+        <w:tabs>
+          <w:tab w:val="left" w:pos="1440"/>
+          <w:tab w:val="left" w:pos="3150"/>
+          <w:tab w:val="left" w:pos="5040"/>
+          <w:tab w:val="left" w:pos="5760"/>
+        </w:tabs>
+        <w:spacing w:after="0" w:line="480" w:lineRule="auto"/>
+        <w:ind w:left="360"/>
+        <w:jc w:val="both"/>
+        <w:rPr>
+          <w:rFonts w:ascii="Times New Roman" w:hAnsi="Times New Roman" w:cs="Times New Roman"/>
+          <w:sz w:val="32"/>
+          <w:szCs w:val="32"/>
+        </w:rPr>
+      </w:pPr>
+      <w:r>
+        <w:rPr>
+          <w:rFonts w:ascii="Times New Roman" w:hAnsi="Times New Roman" w:cs="Times New Roman"/>
+          <w:noProof/>
+          <w:sz w:val="32"/>
+          <w:szCs w:val="32"/>
+        </w:rPr>
+        <mc:AlternateContent>
+          <mc:Choice Requires="wps">
+            <w:drawing>
+              <wp:anchor distT="45720" distB="45720" distL="114300" distR="114300" simplePos="0" relativeHeight="251984896" behindDoc="0" locked="0" layoutInCell="1" allowOverlap="1" wp14:anchorId="2530F265" wp14:editId="58959CF6">
+                <wp:simplePos x="0" y="0"/>
+                <wp:positionH relativeFrom="column">
+                  <wp:posOffset>5393690</wp:posOffset>
+                </wp:positionH>
+                <wp:positionV relativeFrom="paragraph">
+                  <wp:posOffset>278130</wp:posOffset>
+                </wp:positionV>
+                <wp:extent cx="313491" cy="302930"/>
+                <wp:effectExtent l="0" t="0" r="0" b="1905"/>
+                <wp:wrapNone/>
+                <wp:docPr id="217" name="Text Box 2"/>
+                <wp:cNvGraphicFramePr>
+                  <a:graphicFrameLocks xmlns:a="http://schemas.openxmlformats.org/drawingml/2006/main"/>
+                </wp:cNvGraphicFramePr>
+                <a:graphic xmlns:a="http://schemas.openxmlformats.org/drawingml/2006/main">
+                  <a:graphicData uri="http://schemas.microsoft.com/office/word/2010/wordprocessingShape">
+                    <wps:wsp>
+                      <wps:cNvSpPr txBox="1">
+                        <a:spLocks noChangeArrowheads="1"/>
+                      </wps:cNvSpPr>
+                      <wps:spPr bwMode="auto">
+                        <a:xfrm>
+                          <a:off x="0" y="0"/>
+                          <a:ext cx="313491" cy="302930"/>
+                        </a:xfrm>
+                        <a:prstGeom prst="rect">
+                          <a:avLst/>
+                        </a:prstGeom>
+                        <a:noFill/>
+                        <a:ln w="9525">
+                          <a:noFill/>
+                          <a:miter lim="800000"/>
+                          <a:headEnd/>
+                          <a:tailEnd/>
+                        </a:ln>
+                      </wps:spPr>
+                      <wps:txbx>
+                        <w:txbxContent>
+                          <w:p>
+                            <w:pPr>
+                              <w:rPr>
+                                <w:rFonts w:ascii="Times New Roman" w:hAnsi="Times New Roman" w:cs="Times New Roman"/>
+                                <w:b/>
+                                <w:bCs/>
+                                <w:sz w:val="32"/>
+                                <w:szCs w:val="32"/>
+                              </w:rPr>
+                            </w:pPr>
+                            <w:r>
+                              <w:rPr>
+                                <w:rFonts w:ascii="Times New Roman" w:hAnsi="Times New Roman" w:cs="Times New Roman"/>
+                                <w:b/>
+                                <w:bCs/>
+                                <w:sz w:val="32"/>
+                                <w:szCs w:val="32"/>
+                              </w:rPr>
+                              <w:t>-</w:t>
+                            </w:r>
+                          </w:p>
+                        </w:txbxContent>
+                      </wps:txbx>
+                      <wps:bodyPr rot="0" vert="horz" wrap="square" lIns="91440" tIns="45720" rIns="91440" bIns="45720" anchor="t" anchorCtr="0">
+                        <a:noAutofit/>
+                      </wps:bodyPr>
+                    </wps:wsp>
+                  </a:graphicData>
+                </a:graphic>
+                <wp14:sizeRelH relativeFrom="margin">
+                  <wp14:pctWidth>0</wp14:pctWidth>
+                </wp14:sizeRelH>
+                <wp14:sizeRelV relativeFrom="margin">
+                  <wp14:pctHeight>0</wp14:pctHeight>
+                </wp14:sizeRelV>
+              </wp:anchor>
+            </w:drawing>
+          </mc:Choice>
+          <mc:Fallback>
+            <w:pict>
+              <v:shape w14:anchorId="2530F265" id="Text Box 2" o:spid="_x0000_s1028" type="#_x0000_t202" style="position:absolute;left:0;text-align:left;margin-left:424.7pt;margin-top:21.9pt;width:24.7pt;height:23.85pt;z-index:251984896;visibility:visible;mso-wrap-style:square;mso-width-percent:0;mso-height-percent:0;mso-wrap-distance-left:9pt;mso-wrap-distance-top:3.6pt;mso-wrap-distance-right:9pt;mso-wrap-distance-bottom:3.6pt;mso-position-horizontal:absolute;mso-position-horizontal-relative:text;mso-position-vertical:absolute;mso-position-vertical-relative:text;mso-width-percent:0;mso-height-percent:0;mso-width-relative:margin;mso-height-relative:margin;v-text-anchor:top" o:gfxdata="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" filled="f" stroked="f">
+                <v:textbox>
+                  <w:txbxContent>
+                    <w:p>
+                      <w:pPr>
+                        <w:rPr>
+                          <w:rFonts w:ascii="Times New Roman" w:hAnsi="Times New Roman" w:cs="Times New Roman"/>
+                          <w:b/>
+                          <w:bCs/>
+                          <w:sz w:val="32"/>
+                          <w:szCs w:val="32"/>
+                        </w:rPr>
+                      </w:pPr>
+                      <w:r>
+                        <w:rPr>
+                          <w:rFonts w:ascii="Times New Roman" w:hAnsi="Times New Roman" w:cs="Times New Roman"/>
+                          <w:b/>
+                          <w:bCs/>
+                          <w:sz w:val="32"/>
+                          <w:szCs w:val="32"/>
+                        </w:rPr>
+                        <w:t>-</w:t>
+                      </w:r>
+                    </w:p>
+                  </w:txbxContent>
+                </v:textbox>
+              </v:shape>
+            </w:pict>
+          </mc:Fallback>
+        </mc:AlternateContent>
+      </w:r>
+      <w:r>
+        <w:rPr>
+          <w:rFonts w:ascii="Times New Roman" w:hAnsi="Times New Roman" w:cs="Times New Roman"/>
+          <w:sz w:val="32"/>
+          <w:szCs w:val="32"/>
+        </w:rPr>
+        <w:tab/>
+      </w:r>
+      <w:r>
+        <w:rPr>
+          <w:rFonts w:ascii="Times New Roman" w:hAnsi="Times New Roman" w:cs="Times New Roman"/>
+          <w:sz w:val="32"/>
+          <w:szCs w:val="32"/>
+        </w:rPr>
+        <w:t xml:space="preserve">There are _____________________ </w:t>
+      </w:r>
+      <w:r>
+        <w:rPr>
+          <w:rFonts w:ascii="Times New Roman" w:hAnsi="Times New Roman" w:cs="Times New Roman"/>
+          <w:sz w:val="32"/>
+          <w:szCs w:val="32"/>
+        </w:rPr>
+        <w:t>boys</w:t>
+      </w:r>
+      <w:r>
+        <w:rPr>
+          <w:rFonts w:ascii="Times New Roman" w:hAnsi="Times New Roman" w:cs="Times New Roman"/>
+          <w:sz w:val="32"/>
+          <w:szCs w:val="32"/>
+        </w:rPr>
+        <w:t xml:space="preserve"> </w:t>
+      </w:r>
+      <w:r>
+        <w:rPr>
+          <w:rFonts w:ascii="Times New Roman" w:hAnsi="Times New Roman" w:cs="Times New Roman"/>
+          <w:sz w:val="32"/>
+          <w:szCs w:val="32"/>
+        </w:rPr>
+        <w:t>in class one</w:t>
+      </w:r>
+      <w:r>
+        <w:rPr>
+          <w:rFonts w:ascii="Times New Roman" w:hAnsi="Times New Roman" w:cs="Times New Roman"/>
+          <w:sz w:val="32"/>
+          <w:szCs w:val="32"/>
+        </w:rPr>
+        <w:t>.</w:t>
+      </w:r>
+    </w:p>
+    <w:p>
+      <w:pPr>
+        <w:tabs>
+          <w:tab w:val="left" w:pos="720"/>
+          <w:tab w:val="left" w:pos="3150"/>
+          <w:tab w:val="left" w:pos="5040"/>
+          <w:tab w:val="left" w:pos="5760"/>
+        </w:tabs>
+        <w:spacing w:after="0" w:line="240" w:lineRule="auto"/>
+        <w:jc w:val="both"/>
+        <w:rPr>
+          <w:rFonts w:ascii="Times New Roman" w:hAnsi="Times New Roman" w:cs="Times New Roman"/>
+          <w:sz w:val="32"/>
+          <w:szCs w:val="32"/>
+        </w:rPr>
+      </w:pPr>
+    </w:p>
+    <w:p>
+      <w:pPr>
+        <w:tabs>
+          <w:tab w:val="left" w:pos="720"/>
+          <w:tab w:val="left" w:pos="3150"/>
+          <w:tab w:val="left" w:pos="5040"/>
+          <w:tab w:val="left" w:pos="5760"/>
+        </w:tabs>
+        <w:spacing w:after="0" w:line="240" w:lineRule="auto"/>
+        <w:jc w:val="both"/>
+        <w:rPr>
+          <w:rFonts w:ascii="Times New Roman" w:hAnsi="Times New Roman" w:cs="Times New Roman"/>
+          <w:sz w:val="32"/>
+          <w:szCs w:val="32"/>
+        </w:rPr>
+      </w:pPr>
+    </w:p>
+    <w:tbl>
+      <w:tblPr>
+        <w:tblStyle w:val="TableGrid"/>
+        <w:tblpPr w:leftFromText="180" w:rightFromText="180" w:vertAnchor="text" w:horzAnchor="margin" w:tblpXSpec="right" w:tblpY="621"/>
+        <w:tblW w:w="0" w:type="auto"/>
+        <w:tblLook w:val="04A0" w:firstRow="1" w:lastRow="0" w:firstColumn="1" w:lastColumn="0" w:noHBand="0" w:noVBand="1"/>
+      </w:tblPr>
+      <w:tblGrid>
+        <w:gridCol w:w="1525"/>
+      </w:tblGrid>
+      <w:tr>
+        <w:trPr>
+          <w:trHeight w:val="1115"/>
+        </w:trPr>
+        <w:tc>
+          <w:tcPr>
+            <w:tcW w:w="1525" w:type="dxa"/>
+          </w:tcPr>
+          <w:p>
+            <w:pPr>
+              <w:tabs>
+                <w:tab w:val="left" w:pos="720"/>
+                <w:tab w:val="left" w:pos="3150"/>
+                <w:tab w:val="left" w:pos="5040"/>
+                <w:tab w:val="left" w:pos="5760"/>
+              </w:tabs>
+              <w:jc w:val="both"/>
+              <w:rPr>
+                <w:rFonts w:ascii="Times New Roman" w:hAnsi="Times New Roman" w:cs="Times New Roman"/>
+                <w:sz w:val="32"/>
+                <w:szCs w:val="32"/>
+              </w:rPr>
+            </w:pPr>
+          </w:p>
+        </w:tc>
+      </w:tr>
+      <w:tr>
+        <w:tc>
+          <w:tcPr>
+            <w:tcW w:w="1525" w:type="dxa"/>
+          </w:tcPr>
+          <w:p>
+            <w:pPr>
+              <w:tabs>
+                <w:tab w:val="left" w:pos="720"/>
+                <w:tab w:val="left" w:pos="3150"/>
+                <w:tab w:val="left" w:pos="5040"/>
+                <w:tab w:val="left" w:pos="5760"/>
+              </w:tabs>
+              <w:jc w:val="both"/>
+              <w:rPr>
+                <w:rFonts w:ascii="Times New Roman" w:hAnsi="Times New Roman" w:cs="Times New Roman"/>
+                <w:sz w:val="32"/>
+                <w:szCs w:val="32"/>
+              </w:rPr>
+            </w:pPr>
+          </w:p>
+        </w:tc>
+      </w:tr>
+    </w:tbl>
+    <w:p>
+      <w:pPr>
+        <w:pStyle w:val="ListParagraph"/>
+        <w:numPr>
+          <w:ilvl w:val="2"/>
+          <w:numId w:val="4"/>
+        </w:numPr>
+        <w:tabs>
+          <w:tab w:val="left" w:pos="720"/>
+          <w:tab w:val="left" w:pos="3150"/>
+          <w:tab w:val="left" w:pos="5040"/>
+          <w:tab w:val="left" w:pos="5760"/>
+        </w:tabs>
+        <w:spacing w:after="0" w:line="240" w:lineRule="auto"/>
+        <w:ind w:left="756"/>
+        <w:jc w:val="both"/>
+        <w:rPr>
+          <w:rFonts w:ascii="Times New Roman" w:hAnsi="Times New Roman" w:cs="Times New Roman"/>
+          <w:sz w:val="32"/>
+          <w:szCs w:val="32"/>
+        </w:rPr>
+      </w:pPr>
+      <w:r>
+        <w:rPr>
+          <w:rFonts w:ascii="Times New Roman" w:hAnsi="Times New Roman" w:cs="Times New Roman"/>
+          <w:sz w:val="32"/>
+          <w:szCs w:val="32"/>
+        </w:rPr>
+        <w:t xml:space="preserve">There are 10 </w:t>
+      </w:r>
+      <w:r>
+        <w:rPr>
+          <w:rFonts w:ascii="Times New Roman" w:hAnsi="Times New Roman" w:cs="Times New Roman"/>
+          <w:sz w:val="32"/>
+          <w:szCs w:val="32"/>
+        </w:rPr>
+        <w:t>apples and</w:t>
+      </w:r>
+      <w:r>
+        <w:rPr>
+          <w:rFonts w:ascii="Times New Roman" w:hAnsi="Times New Roman" w:cs="Times New Roman"/>
+          <w:sz w:val="32"/>
+          <w:szCs w:val="32"/>
+        </w:rPr>
+        <w:t xml:space="preserve"> 5 oranges in box. How many fruits are there all </w:t>
+      </w:r>
+      <w:r>
+        <w:rPr>
+          <w:rFonts w:ascii="Times New Roman" w:hAnsi="Times New Roman" w:cs="Times New Roman"/>
+          <w:sz w:val="32"/>
+          <w:szCs w:val="32"/>
+        </w:rPr>
+        <w:t>together?</w:t>
+      </w:r>
+    </w:p>
+    <w:p>
+      <w:pPr>
+        <w:tabs>
+          <w:tab w:val="left" w:pos="1440"/>
+          <w:tab w:val="left" w:pos="3150"/>
+          <w:tab w:val="left" w:pos="5040"/>
+          <w:tab w:val="left" w:pos="5760"/>
+        </w:tabs>
+        <w:spacing w:after="0" w:line="480" w:lineRule="auto"/>
+        <w:ind w:left="360"/>
+        <w:jc w:val="both"/>
+        <w:rPr>
+          <w:rFonts w:ascii="Times New Roman" w:hAnsi="Times New Roman" w:cs="Times New Roman"/>
+          <w:sz w:val="32"/>
+          <w:szCs w:val="32"/>
+        </w:rPr>
+      </w:pPr>
+      <w:r>
+        <w:rPr>
+          <w:rFonts w:ascii="Times New Roman" w:hAnsi="Times New Roman" w:cs="Times New Roman"/>
+          <w:noProof/>
+          <w:sz w:val="32"/>
+          <w:szCs w:val="32"/>
+        </w:rPr>
+        <mc:AlternateContent>
+          <mc:Choice Requires="wps">
+            <w:drawing>
+              <wp:anchor distT="45720" distB="45720" distL="114300" distR="114300" simplePos="0" relativeHeight="251986944" behindDoc="0" locked="0" layoutInCell="1" allowOverlap="1" wp14:anchorId="1F889CE9" wp14:editId="45482728">
+                <wp:simplePos x="0" y="0"/>
+                <wp:positionH relativeFrom="column">
+                  <wp:posOffset>5394625</wp:posOffset>
+                </wp:positionH>
+                <wp:positionV relativeFrom="paragraph">
+                  <wp:posOffset>379882</wp:posOffset>
+                </wp:positionV>
+                <wp:extent cx="313491" cy="302930"/>
+                <wp:effectExtent l="0" t="0" r="0" b="1905"/>
+                <wp:wrapNone/>
+                <wp:docPr id="1278927399" name="Text Box 2"/>
+                <wp:cNvGraphicFramePr>
+                  <a:graphicFrameLocks xmlns:a="http://schemas.openxmlformats.org/drawingml/2006/main"/>
+                </wp:cNvGraphicFramePr>
+                <a:graphic xmlns:a="http://schemas.openxmlformats.org/drawingml/2006/main">
+                  <a:graphicData uri="http://schemas.microsoft.com/office/word/2010/wordprocessingShape">
+                    <wps:wsp>
+                      <wps:cNvSpPr txBox="1">
+                        <a:spLocks noChangeArrowheads="1"/>
+                      </wps:cNvSpPr>
+                      <wps:spPr bwMode="auto">
+                        <a:xfrm>
+                          <a:off x="0" y="0"/>
+                          <a:ext cx="313491" cy="302930"/>
+                        </a:xfrm>
+                        <a:prstGeom prst="rect">
+                          <a:avLst/>
+                        </a:prstGeom>
+                        <a:noFill/>
+                        <a:ln w="9525">
+                          <a:noFill/>
+                          <a:miter lim="800000"/>
+                          <a:headEnd/>
+                          <a:tailEnd/>
+                        </a:ln>
+                      </wps:spPr>
+                      <wps:txbx>
+                        <w:txbxContent>
+                          <w:p>
+                            <w:pPr>
+                              <w:rPr>
+                                <w:rFonts w:ascii="Times New Roman" w:hAnsi="Times New Roman" w:cs="Times New Roman"/>
+                                <w:b/>
+                                <w:bCs/>
+                                <w:sz w:val="32"/>
+                                <w:szCs w:val="32"/>
+                              </w:rPr>
+                            </w:pPr>
+                            <w:r>
+                              <w:rPr>
+                                <w:rFonts w:ascii="Times New Roman" w:hAnsi="Times New Roman" w:cs="Times New Roman"/>
+                                <w:b/>
+                                <w:bCs/>
+                                <w:sz w:val="32"/>
+                                <w:szCs w:val="32"/>
+                              </w:rPr>
+                              <w:t>+</w:t>
+                            </w:r>
+                          </w:p>
+                        </w:txbxContent>
+                      </wps:txbx>
+                      <wps:bodyPr rot="0" vert="horz" wrap="square" lIns="91440" tIns="45720" rIns="91440" bIns="45720" anchor="t" anchorCtr="0">
+                        <a:noAutofit/>
+                      </wps:bodyPr>
+                    </wps:wsp>
+                  </a:graphicData>
+                </a:graphic>
+                <wp14:sizeRelH relativeFrom="margin">
+                  <wp14:pctWidth>0</wp14:pctWidth>
+                </wp14:sizeRelH>
+                <wp14:sizeRelV relativeFrom="margin">
+                  <wp14:pctHeight>0</wp14:pctHeight>
+                </wp14:sizeRelV>
+              </wp:anchor>
+            </w:drawing>
+          </mc:Choice>
+          <mc:Fallback>
+            <w:pict>
+              <v:shape w14:anchorId="1F889CE9" id="_x0000_s1029" type="#_x0000_t202" style="position:absolute;left:0;text-align:left;margin-left:424.75pt;margin-top:29.9pt;width:24.7pt;height:23.85pt;z-index:251986944;visibility:visible;mso-wrap-style:square;mso-width-percent:0;mso-height-percent:0;mso-wrap-distance-left:9pt;mso-wrap-distance-top:3.6pt;mso-wrap-distance-right:9pt;mso-wrap-distance-bottom:3.6pt;mso-position-horizontal:absolute;mso-position-horizontal-relative:text;mso-position-vertical:absolute;mso-position-vertical-relative:text;mso-width-percent:0;mso-height-percent:0;mso-width-relative:margin;mso-height-relative:margin;v-text-anchor:top" o:gfxdata="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" filled="f" stroked="f">
+                <v:textbox>
+                  <w:txbxContent>
+                    <w:p>
+                      <w:pPr>
+                        <w:rPr>
+                          <w:rFonts w:ascii="Times New Roman" w:hAnsi="Times New Roman" w:cs="Times New Roman"/>
+                          <w:b/>
+                          <w:bCs/>
+                          <w:sz w:val="32"/>
+                          <w:szCs w:val="32"/>
+                        </w:rPr>
+                      </w:pPr>
+                      <w:r>
+                        <w:rPr>
+                          <w:rFonts w:ascii="Times New Roman" w:hAnsi="Times New Roman" w:cs="Times New Roman"/>
+                          <w:b/>
+                          <w:bCs/>
+                          <w:sz w:val="32"/>
+                          <w:szCs w:val="32"/>
+                        </w:rPr>
+                        <w:t>+</w:t>
+                      </w:r>
+                    </w:p>
+                  </w:txbxContent>
+                </v:textbox>
+              </v:shape>
+            </w:pict>
+          </mc:Fallback>
+        </mc:AlternateContent>
+      </w:r>
+      <w:r>
+        <w:rPr>
+          <w:rFonts w:ascii="Times New Roman" w:hAnsi="Times New Roman" w:cs="Times New Roman"/>
+          <w:sz w:val="32"/>
+          <w:szCs w:val="32"/>
+        </w:rPr>
+        <w:tab/>
+      </w:r>
+      <w:r>
+        <w:rPr>
+          <w:rFonts w:ascii="Times New Roman" w:hAnsi="Times New Roman" w:cs="Times New Roman"/>
+          <w:sz w:val="32"/>
+          <w:szCs w:val="32"/>
+        </w:rPr>
+        <w:t>There are _____________________ fruits all together.</w:t>
+      </w:r>
+    </w:p>
+    <w:p>
+      <w:pPr>
+        <w:tabs>
+          <w:tab w:val="left" w:pos="1440"/>
+          <w:tab w:val="left" w:pos="3150"/>
+          <w:tab w:val="left" w:pos="5040"/>
+          <w:tab w:val="left" w:pos="5760"/>
+        </w:tabs>
+        <w:spacing w:after="0" w:line="480" w:lineRule="auto"/>
+        <w:ind w:left="360"/>
         <w:jc w:val="both"/>
         <w:rPr>
           <w:rFonts w:ascii="Times New Roman" w:hAnsi="Times New Roman" w:cs="Times New Roman"/>
@@ -7204,30 +8101,102 @@
         <w:jc w:val="both"/>
         <w:rPr>
           <w:rFonts w:ascii="Times New Roman" w:hAnsi="Times New Roman" w:cs="Times New Roman"/>
-          <w:sz w:val="32"/>
-          <w:szCs w:val="32"/>
-        </w:rPr>
-      </w:pPr>
-      <w:r>
-        <w:rPr>
+          <w:b/>
+          <w:bCs/>
+          <w:sz w:val="32"/>
+          <w:szCs w:val="32"/>
+        </w:rPr>
+      </w:pPr>
+      <w:r>
+        <w:rPr>
+          <w:rFonts w:ascii="Times New Roman" w:hAnsi="Times New Roman" w:cs="Times New Roman"/>
+          <w:b/>
+          <w:bCs/>
+          <w:sz w:val="32"/>
+          <w:szCs w:val="32"/>
+        </w:rPr>
+        <w:t xml:space="preserve">d. </w:t>
+      </w:r>
+      <w:r>
+        <w:rPr>
+          <w:rFonts w:ascii="Times New Roman" w:hAnsi="Times New Roman" w:cs="Times New Roman"/>
+          <w:b/>
+          <w:bCs/>
+          <w:sz w:val="32"/>
+          <w:szCs w:val="32"/>
+        </w:rPr>
+        <w:t>Draw the following</w:t>
+      </w:r>
+      <w:r>
+        <w:rPr>
+          <w:rFonts w:ascii="Times New Roman" w:hAnsi="Times New Roman" w:cs="Times New Roman"/>
+          <w:b/>
+          <w:bCs/>
+          <w:sz w:val="32"/>
+          <w:szCs w:val="32"/>
+        </w:rPr>
+        <w:t xml:space="preserve"> </w:t>
+      </w:r>
+      <w:r>
+        <w:rPr>
+          <w:rFonts w:ascii="Times New Roman" w:hAnsi="Times New Roman" w:cs="Times New Roman"/>
+          <w:b/>
+          <w:bCs/>
+          <w:sz w:val="32"/>
+          <w:szCs w:val="32"/>
+        </w:rPr>
+        <w:t>shapes</w:t>
+      </w:r>
+      <w:r>
+        <w:rPr>
+          <w:rFonts w:ascii="Times New Roman" w:hAnsi="Times New Roman" w:cs="Times New Roman"/>
+          <w:b/>
+          <w:bCs/>
+          <w:sz w:val="32"/>
+          <w:szCs w:val="32"/>
+        </w:rPr>
+        <w:t>:</w:t>
+      </w:r>
+    </w:p>
+    <w:p>
+      <w:pPr>
+        <w:pStyle w:val="ListParagraph"/>
+        <w:tabs>
+          <w:tab w:val="left" w:pos="1440"/>
+          <w:tab w:val="left" w:pos="3150"/>
+          <w:tab w:val="left" w:pos="5040"/>
+          <w:tab w:val="left" w:pos="5760"/>
+        </w:tabs>
+        <w:spacing w:after="0" w:line="480" w:lineRule="auto"/>
+        <w:jc w:val="both"/>
+        <w:rPr>
+          <w:rFonts w:ascii="Times New Roman" w:hAnsi="Times New Roman" w:cs="Times New Roman"/>
+          <w:sz w:val="32"/>
+          <w:szCs w:val="32"/>
+        </w:rPr>
+      </w:pPr>
+      <w:r>
+        <w:rPr>
+          <w:rFonts w:ascii="Times New Roman" w:hAnsi="Times New Roman" w:cs="Times New Roman"/>
           <w:noProof/>
-        </w:rPr>
-        <w:lastRenderedPageBreak/>
+          <w:sz w:val="32"/>
+          <w:szCs w:val="32"/>
+        </w:rPr>
         <mc:AlternateContent>
           <mc:Choice Requires="wps">
             <w:drawing>
-              <wp:anchor distT="0" distB="0" distL="114300" distR="114300" simplePos="0" relativeHeight="251975680" behindDoc="0" locked="0" layoutInCell="1" allowOverlap="1" wp14:anchorId="63D22C6E" wp14:editId="10FF5B18">
+              <wp:anchor distT="0" distB="0" distL="114300" distR="114300" simplePos="0" relativeHeight="251780096" behindDoc="0" locked="0" layoutInCell="1" allowOverlap="1" wp14:anchorId="6C51F580" wp14:editId="6C1D12DF">
                 <wp:simplePos x="0" y="0"/>
                 <wp:positionH relativeFrom="column">
-                  <wp:posOffset>3746665</wp:posOffset>
+                  <wp:posOffset>3629025</wp:posOffset>
                 </wp:positionH>
                 <wp:positionV relativeFrom="paragraph">
-                  <wp:posOffset>351221</wp:posOffset>
+                  <wp:posOffset>167005</wp:posOffset>
                 </wp:positionV>
-                <wp:extent cx="2909158" cy="1864426"/>
-                <wp:effectExtent l="0" t="0" r="24765" b="21590"/>
+                <wp:extent cx="3181350" cy="2933065"/>
+                <wp:effectExtent l="0" t="0" r="19050" b="19685"/>
                 <wp:wrapNone/>
-                <wp:docPr id="37" name="Rectangle 37"/>
+                <wp:docPr id="35" name="Rectangle 35"/>
                 <wp:cNvGraphicFramePr/>
                 <a:graphic xmlns:a="http://schemas.openxmlformats.org/drawingml/2006/main">
                   <a:graphicData uri="http://schemas.microsoft.com/office/word/2010/wordprocessingShape">
@@ -7236,7 +8205,7 @@
                       <wps:spPr>
                         <a:xfrm>
                           <a:off x="0" y="0"/>
-                          <a:ext cx="2909158" cy="1864426"/>
+                          <a:ext cx="3181350" cy="2933065"/>
                         </a:xfrm>
                         <a:prstGeom prst="rect">
                           <a:avLst/>
@@ -7276,7 +8245,7 @@
           </mc:Choice>
           <mc:Fallback>
             <w:pict>
-              <v:rect w14:anchorId="306BFE5D" id="Rectangle 37" o:spid="_x0000_s1026" style="position:absolute;margin-left:295pt;margin-top:27.65pt;width:229.05pt;height:146.8pt;z-index:251975680;visibility:visible;mso-wrap-style:square;mso-width-percent:0;mso-height-percent:0;mso-wrap-distance-left:9pt;mso-wrap-distance-top:0;mso-wrap-distance-right:9pt;mso-wrap-distance-bottom:0;mso-position-horizontal:absolute;mso-position-horizontal-relative:text;mso-position-vertical:absolute;mso-position-vertical-relative:text;mso-width-percent:0;mso-height-percent:0;mso-width-relative:margin;mso-height-relative:margin;v-text-anchor:middle" o:gfxdata="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" fillcolor="white [3201]" strokecolor="black [3200]" strokeweight="2pt"/>
+              <v:rect w14:anchorId="019259A2" id="Rectangle 35" o:spid="_x0000_s1026" style="position:absolute;margin-left:285.75pt;margin-top:13.15pt;width:250.5pt;height:230.95pt;z-index:251780096;visibility:visible;mso-wrap-style:square;mso-width-percent:0;mso-height-percent:0;mso-wrap-distance-left:9pt;mso-wrap-distance-top:0;mso-wrap-distance-right:9pt;mso-wrap-distance-bottom:0;mso-position-horizontal:absolute;mso-position-horizontal-relative:text;mso-position-vertical:absolute;mso-position-vertical-relative:text;mso-width-percent:0;mso-height-percent:0;mso-width-relative:margin;mso-height-relative:margin;v-text-anchor:middle" o:gfxdata="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" fillcolor="white [3201]" strokecolor="black [3200]" strokeweight="2pt"/>
             </w:pict>
           </mc:Fallback>
         </mc:AlternateContent>
@@ -7284,194 +8253,6 @@
       <w:r>
         <w:rPr>
           <w:rFonts w:ascii="Times New Roman" w:hAnsi="Times New Roman" w:cs="Times New Roman"/>
-          <w:sz w:val="32"/>
-          <w:szCs w:val="32"/>
-        </w:rPr>
-        <w:t xml:space="preserve">c. </w:t>
-      </w:r>
-      <w:proofErr w:type="spellStart"/>
-      <w:r>
-        <w:rPr>
-          <w:rFonts w:ascii="Times New Roman" w:hAnsi="Times New Roman" w:cs="Times New Roman"/>
-          <w:sz w:val="32"/>
-          <w:szCs w:val="32"/>
-        </w:rPr>
-        <w:t>i</w:t>
-      </w:r>
-      <w:proofErr w:type="spellEnd"/>
-      <w:r>
-        <w:rPr>
-          <w:rFonts w:ascii="Times New Roman" w:hAnsi="Times New Roman" w:cs="Times New Roman"/>
-          <w:sz w:val="32"/>
-          <w:szCs w:val="32"/>
-        </w:rPr>
-        <w:t xml:space="preserve">. There are 55 students in class one. 25 students are girls. Now </w:t>
-      </w:r>
-      <w:proofErr w:type="gramStart"/>
-      <w:r>
-        <w:rPr>
-          <w:rFonts w:ascii="Times New Roman" w:hAnsi="Times New Roman" w:cs="Times New Roman"/>
-          <w:sz w:val="32"/>
-          <w:szCs w:val="32"/>
-        </w:rPr>
-        <w:t>How</w:t>
-      </w:r>
-      <w:proofErr w:type="gramEnd"/>
-      <w:r>
-        <w:rPr>
-          <w:rFonts w:ascii="Times New Roman" w:hAnsi="Times New Roman" w:cs="Times New Roman"/>
-          <w:sz w:val="32"/>
-          <w:szCs w:val="32"/>
-        </w:rPr>
-        <w:t xml:space="preserve"> many boys are there in class one? </w:t>
-      </w:r>
-    </w:p>
-    <w:p>
-      <w:pPr>
-        <w:tabs>
-          <w:tab w:val="left" w:pos="1440"/>
-          <w:tab w:val="left" w:pos="3150"/>
-          <w:tab w:val="left" w:pos="5040"/>
-          <w:tab w:val="left" w:pos="5760"/>
-        </w:tabs>
-        <w:spacing w:after="0" w:line="480" w:lineRule="auto"/>
-        <w:ind w:left="360"/>
-        <w:jc w:val="both"/>
-        <w:rPr>
-          <w:rFonts w:ascii="Times New Roman" w:hAnsi="Times New Roman" w:cs="Times New Roman"/>
-          <w:sz w:val="32"/>
-          <w:szCs w:val="32"/>
-        </w:rPr>
-      </w:pPr>
-      <w:r>
-        <w:rPr>
-          <w:rFonts w:ascii="Times New Roman" w:hAnsi="Times New Roman" w:cs="Times New Roman"/>
-          <w:sz w:val="32"/>
-          <w:szCs w:val="32"/>
-        </w:rPr>
-        <w:t>…………………………………….</w:t>
-      </w:r>
-    </w:p>
-    <w:p>
-      <w:pPr>
-        <w:tabs>
-          <w:tab w:val="left" w:pos="1440"/>
-          <w:tab w:val="left" w:pos="3150"/>
-          <w:tab w:val="left" w:pos="5040"/>
-          <w:tab w:val="left" w:pos="5760"/>
-        </w:tabs>
-        <w:spacing w:after="0" w:line="480" w:lineRule="auto"/>
-        <w:ind w:left="360"/>
-        <w:jc w:val="both"/>
-        <w:rPr>
-          <w:rFonts w:ascii="Times New Roman" w:hAnsi="Times New Roman" w:cs="Times New Roman"/>
-          <w:sz w:val="32"/>
-          <w:szCs w:val="32"/>
-        </w:rPr>
-      </w:pPr>
-      <w:r>
-        <w:rPr>
-          <w:rFonts w:ascii="Times New Roman" w:hAnsi="Times New Roman" w:cs="Times New Roman"/>
-          <w:sz w:val="32"/>
-          <w:szCs w:val="32"/>
-        </w:rPr>
-        <w:t>……………………………………</w:t>
-      </w:r>
-    </w:p>
-    <w:p>
-      <w:pPr>
-        <w:tabs>
-          <w:tab w:val="left" w:pos="1440"/>
-          <w:tab w:val="left" w:pos="3150"/>
-          <w:tab w:val="left" w:pos="5040"/>
-          <w:tab w:val="left" w:pos="5760"/>
-        </w:tabs>
-        <w:spacing w:after="0" w:line="480" w:lineRule="auto"/>
-        <w:ind w:left="360"/>
-        <w:jc w:val="both"/>
-        <w:rPr>
-          <w:rFonts w:ascii="Times New Roman" w:hAnsi="Times New Roman" w:cs="Times New Roman"/>
-          <w:sz w:val="32"/>
-          <w:szCs w:val="32"/>
-        </w:rPr>
-      </w:pPr>
-      <w:r>
-        <w:rPr>
-          <w:rFonts w:ascii="Times New Roman" w:hAnsi="Times New Roman" w:cs="Times New Roman"/>
-          <w:sz w:val="32"/>
-          <w:szCs w:val="32"/>
-        </w:rPr>
-        <w:t>……………………………………</w:t>
-      </w:r>
-    </w:p>
-    <w:p>
-      <w:pPr>
-        <w:tabs>
-          <w:tab w:val="left" w:pos="1440"/>
-          <w:tab w:val="left" w:pos="3150"/>
-          <w:tab w:val="left" w:pos="5040"/>
-          <w:tab w:val="left" w:pos="5760"/>
-        </w:tabs>
-        <w:spacing w:after="0" w:line="480" w:lineRule="auto"/>
-        <w:ind w:left="360"/>
-        <w:jc w:val="both"/>
-        <w:rPr>
-          <w:rFonts w:ascii="Times New Roman" w:hAnsi="Times New Roman" w:cs="Times New Roman"/>
-          <w:sz w:val="32"/>
-          <w:szCs w:val="32"/>
-        </w:rPr>
-      </w:pPr>
-      <w:r>
-        <w:rPr>
-          <w:rFonts w:ascii="Times New Roman" w:hAnsi="Times New Roman" w:cs="Times New Roman"/>
-          <w:sz w:val="32"/>
-          <w:szCs w:val="32"/>
-        </w:rPr>
-        <w:t>……………………………………</w:t>
-      </w:r>
-    </w:p>
-    <w:p>
-      <w:pPr>
-        <w:tabs>
-          <w:tab w:val="left" w:pos="720"/>
-          <w:tab w:val="left" w:pos="3150"/>
-          <w:tab w:val="left" w:pos="5040"/>
-          <w:tab w:val="left" w:pos="5760"/>
-        </w:tabs>
-        <w:spacing w:after="0" w:line="240" w:lineRule="auto"/>
-        <w:jc w:val="both"/>
-        <w:rPr>
-          <w:rFonts w:ascii="Times New Roman" w:hAnsi="Times New Roman" w:cs="Times New Roman"/>
-          <w:sz w:val="32"/>
-          <w:szCs w:val="32"/>
-        </w:rPr>
-      </w:pPr>
-    </w:p>
-    <w:p>
-      <w:pPr>
-        <w:pStyle w:val="ListParagraph"/>
-        <w:numPr>
-          <w:ilvl w:val="2"/>
-          <w:numId w:val="4"/>
-        </w:numPr>
-        <w:tabs>
-          <w:tab w:val="left" w:pos="720"/>
-          <w:tab w:val="left" w:pos="3150"/>
-          <w:tab w:val="left" w:pos="5040"/>
-          <w:tab w:val="left" w:pos="5760"/>
-        </w:tabs>
-        <w:spacing w:after="0" w:line="240" w:lineRule="auto"/>
-        <w:ind w:left="810" w:hanging="90"/>
-        <w:jc w:val="both"/>
-        <w:rPr>
-          <w:rFonts w:ascii="Times New Roman" w:hAnsi="Times New Roman" w:cs="Times New Roman"/>
-          <w:sz w:val="32"/>
-          <w:szCs w:val="32"/>
-        </w:rPr>
-      </w:pPr>
-      <w:r>
-        <w:rPr>
-          <w:rFonts w:ascii="Times New Roman" w:hAnsi="Times New Roman" w:cs="Times New Roman"/>
           <w:noProof/>
           <w:sz w:val="32"/>
           <w:szCs w:val="32"/>
@@ -7479,18 +8260,18 @@
         <mc:AlternateContent>
           <mc:Choice Requires="wps">
             <w:drawing>
-              <wp:anchor distT="0" distB="0" distL="114300" distR="114300" simplePos="0" relativeHeight="251973632" behindDoc="0" locked="0" layoutInCell="1" allowOverlap="1" wp14:anchorId="74EC48C6" wp14:editId="30E9E633">
+              <wp:anchor distT="0" distB="0" distL="114300" distR="114300" simplePos="0" relativeHeight="251774976" behindDoc="0" locked="0" layoutInCell="1" allowOverlap="1" wp14:anchorId="114F331C" wp14:editId="72B4C403">
                 <wp:simplePos x="0" y="0"/>
                 <wp:positionH relativeFrom="column">
-                  <wp:posOffset>4229521</wp:posOffset>
+                  <wp:posOffset>47626</wp:posOffset>
                 </wp:positionH>
                 <wp:positionV relativeFrom="paragraph">
-                  <wp:posOffset>363047</wp:posOffset>
+                  <wp:posOffset>167005</wp:posOffset>
                 </wp:positionV>
-                <wp:extent cx="2423160" cy="1866900"/>
-                <wp:effectExtent l="0" t="0" r="15240" b="19050"/>
+                <wp:extent cx="3394710" cy="2933065"/>
+                <wp:effectExtent l="0" t="0" r="15240" b="19685"/>
                 <wp:wrapNone/>
-                <wp:docPr id="36" name="Rectangle 36"/>
+                <wp:docPr id="34" name="Rectangle 34"/>
                 <wp:cNvGraphicFramePr/>
                 <a:graphic xmlns:a="http://schemas.openxmlformats.org/drawingml/2006/main">
                   <a:graphicData uri="http://schemas.microsoft.com/office/word/2010/wordprocessingShape">
@@ -7499,7 +8280,7 @@
                       <wps:spPr>
                         <a:xfrm>
                           <a:off x="0" y="0"/>
-                          <a:ext cx="2423160" cy="1866900"/>
+                          <a:ext cx="3394710" cy="2933065"/>
                         </a:xfrm>
                         <a:prstGeom prst="rect">
                           <a:avLst/>
@@ -7539,402 +8320,7 @@
           </mc:Choice>
           <mc:Fallback>
             <w:pict>
-              <v:rect w14:anchorId="1B29B768" id="Rectangle 36" o:spid="_x0000_s1026" style="position:absolute;margin-left:333.05pt;margin-top:28.6pt;width:190.8pt;height:147pt;z-index:251973632;visibility:visible;mso-wrap-style:square;mso-width-percent:0;mso-height-percent:0;mso-wrap-distance-left:9pt;mso-wrap-distance-top:0;mso-wrap-distance-right:9pt;mso-wrap-distance-bottom:0;mso-position-horizontal:absolute;mso-position-horizontal-relative:text;mso-position-vertical:absolute;mso-position-vertical-relative:text;mso-width-percent:0;mso-height-percent:0;mso-width-relative:margin;mso-height-relative:margin;v-text-anchor:middle" o:gfxdata="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" fillcolor="white [3201]" strokecolor="black [3200]" strokeweight="2pt"/>
-            </w:pict>
-          </mc:Fallback>
-        </mc:AlternateContent>
-      </w:r>
-      <w:r>
-        <w:rPr>
-          <w:rFonts w:ascii="Times New Roman" w:hAnsi="Times New Roman" w:cs="Times New Roman"/>
-          <w:sz w:val="32"/>
-          <w:szCs w:val="32"/>
-        </w:rPr>
-        <w:t xml:space="preserve">There are 10 </w:t>
-      </w:r>
-      <w:r>
-        <w:rPr>
-          <w:rFonts w:ascii="Times New Roman" w:hAnsi="Times New Roman" w:cs="Times New Roman"/>
-          <w:sz w:val="32"/>
-          <w:szCs w:val="32"/>
-        </w:rPr>
-        <w:t>apples and</w:t>
-      </w:r>
-      <w:r>
-        <w:rPr>
-          <w:rFonts w:ascii="Times New Roman" w:hAnsi="Times New Roman" w:cs="Times New Roman"/>
-          <w:sz w:val="32"/>
-          <w:szCs w:val="32"/>
-        </w:rPr>
-        <w:t xml:space="preserve"> 5 oranges in box. How many fruits are there all </w:t>
-      </w:r>
-      <w:r>
-        <w:rPr>
-          <w:rFonts w:ascii="Times New Roman" w:hAnsi="Times New Roman" w:cs="Times New Roman"/>
-          <w:sz w:val="32"/>
-          <w:szCs w:val="32"/>
-        </w:rPr>
-        <w:t>together?</w:t>
-      </w:r>
-    </w:p>
-    <w:p>
-      <w:pPr>
-        <w:pStyle w:val="ListParagraph"/>
-        <w:tabs>
-          <w:tab w:val="left" w:pos="720"/>
-          <w:tab w:val="left" w:pos="3150"/>
-          <w:tab w:val="left" w:pos="5040"/>
-          <w:tab w:val="left" w:pos="5760"/>
-        </w:tabs>
-        <w:spacing w:after="0" w:line="480" w:lineRule="auto"/>
-        <w:ind w:left="810"/>
-        <w:jc w:val="both"/>
-        <w:rPr>
-          <w:rFonts w:ascii="Times New Roman" w:hAnsi="Times New Roman" w:cs="Times New Roman"/>
-          <w:sz w:val="32"/>
-          <w:szCs w:val="32"/>
-        </w:rPr>
-      </w:pPr>
-      <w:r>
-        <w:rPr>
-          <w:rFonts w:ascii="Times New Roman" w:hAnsi="Times New Roman" w:cs="Times New Roman"/>
-          <w:sz w:val="32"/>
-          <w:szCs w:val="32"/>
-        </w:rPr>
-        <w:t>……………………………………</w:t>
-      </w:r>
-    </w:p>
-    <w:p>
-      <w:pPr>
-        <w:pStyle w:val="ListParagraph"/>
-        <w:tabs>
-          <w:tab w:val="left" w:pos="720"/>
-          <w:tab w:val="left" w:pos="3150"/>
-          <w:tab w:val="left" w:pos="5040"/>
-          <w:tab w:val="left" w:pos="5760"/>
-        </w:tabs>
-        <w:spacing w:after="0" w:line="480" w:lineRule="auto"/>
-        <w:ind w:left="810"/>
-        <w:jc w:val="both"/>
-        <w:rPr>
-          <w:rFonts w:ascii="Times New Roman" w:hAnsi="Times New Roman" w:cs="Times New Roman"/>
-          <w:sz w:val="32"/>
-          <w:szCs w:val="32"/>
-        </w:rPr>
-      </w:pPr>
-      <w:r>
-        <w:rPr>
-          <w:rFonts w:ascii="Times New Roman" w:hAnsi="Times New Roman" w:cs="Times New Roman"/>
-          <w:sz w:val="32"/>
-          <w:szCs w:val="32"/>
-        </w:rPr>
-        <w:t>……………………………………</w:t>
-      </w:r>
-    </w:p>
-    <w:p>
-      <w:pPr>
-        <w:pStyle w:val="ListParagraph"/>
-        <w:tabs>
-          <w:tab w:val="left" w:pos="720"/>
-          <w:tab w:val="left" w:pos="3150"/>
-          <w:tab w:val="left" w:pos="5040"/>
-          <w:tab w:val="left" w:pos="5760"/>
-        </w:tabs>
-        <w:spacing w:after="0" w:line="480" w:lineRule="auto"/>
-        <w:ind w:left="810"/>
-        <w:jc w:val="both"/>
-        <w:rPr>
-          <w:rFonts w:ascii="Times New Roman" w:hAnsi="Times New Roman" w:cs="Times New Roman"/>
-          <w:sz w:val="32"/>
-          <w:szCs w:val="32"/>
-        </w:rPr>
-      </w:pPr>
-      <w:r>
-        <w:rPr>
-          <w:rFonts w:ascii="Times New Roman" w:hAnsi="Times New Roman" w:cs="Times New Roman"/>
-          <w:sz w:val="32"/>
-          <w:szCs w:val="32"/>
-        </w:rPr>
-        <w:t>……………………………………</w:t>
-      </w:r>
-    </w:p>
-    <w:p>
-      <w:pPr>
-        <w:pStyle w:val="ListParagraph"/>
-        <w:tabs>
-          <w:tab w:val="left" w:pos="720"/>
-          <w:tab w:val="left" w:pos="3150"/>
-          <w:tab w:val="left" w:pos="5040"/>
-          <w:tab w:val="left" w:pos="5760"/>
-        </w:tabs>
-        <w:spacing w:after="0" w:line="480" w:lineRule="auto"/>
-        <w:ind w:left="810"/>
-        <w:jc w:val="both"/>
-        <w:rPr>
-          <w:rFonts w:ascii="Times New Roman" w:hAnsi="Times New Roman" w:cs="Times New Roman"/>
-          <w:sz w:val="40"/>
-          <w:szCs w:val="40"/>
-        </w:rPr>
-      </w:pPr>
-      <w:r>
-        <w:rPr>
-          <w:rFonts w:ascii="Times New Roman" w:hAnsi="Times New Roman" w:cs="Times New Roman"/>
-          <w:sz w:val="32"/>
-          <w:szCs w:val="32"/>
-        </w:rPr>
-        <w:t>……………………………………</w:t>
-      </w:r>
-    </w:p>
-    <w:p>
-      <w:pPr>
-        <w:tabs>
-          <w:tab w:val="left" w:pos="1440"/>
-          <w:tab w:val="left" w:pos="3150"/>
-          <w:tab w:val="left" w:pos="5040"/>
-          <w:tab w:val="left" w:pos="5760"/>
-        </w:tabs>
-        <w:spacing w:after="0" w:line="480" w:lineRule="auto"/>
-        <w:jc w:val="both"/>
-        <w:rPr>
-          <w:rFonts w:ascii="Times New Roman" w:hAnsi="Times New Roman" w:cs="Times New Roman"/>
-          <w:sz w:val="32"/>
-          <w:szCs w:val="32"/>
-        </w:rPr>
-      </w:pPr>
-    </w:p>
-    <w:p>
-      <w:pPr>
-        <w:tabs>
-          <w:tab w:val="left" w:pos="1440"/>
-          <w:tab w:val="left" w:pos="3150"/>
-          <w:tab w:val="left" w:pos="5040"/>
-          <w:tab w:val="left" w:pos="5760"/>
-        </w:tabs>
-        <w:spacing w:after="0" w:line="240" w:lineRule="auto"/>
-        <w:ind w:left="360"/>
-        <w:jc w:val="both"/>
-        <w:rPr>
-          <w:rFonts w:ascii="Times New Roman" w:hAnsi="Times New Roman" w:cs="Times New Roman"/>
-          <w:b/>
-          <w:bCs/>
-          <w:sz w:val="32"/>
-          <w:szCs w:val="32"/>
-        </w:rPr>
-      </w:pPr>
-      <w:r>
-        <w:rPr>
-          <w:rFonts w:ascii="Times New Roman" w:hAnsi="Times New Roman" w:cs="Times New Roman"/>
-          <w:b/>
-          <w:bCs/>
-          <w:sz w:val="32"/>
-          <w:szCs w:val="32"/>
-        </w:rPr>
-        <w:t xml:space="preserve">d. </w:t>
-      </w:r>
-      <w:r>
-        <w:rPr>
-          <w:rFonts w:ascii="Times New Roman" w:hAnsi="Times New Roman" w:cs="Times New Roman"/>
-          <w:b/>
-          <w:bCs/>
-          <w:sz w:val="32"/>
-          <w:szCs w:val="32"/>
-        </w:rPr>
-        <w:t>Draw the following</w:t>
-      </w:r>
-      <w:r>
-        <w:rPr>
-          <w:rFonts w:ascii="Times New Roman" w:hAnsi="Times New Roman" w:cs="Times New Roman"/>
-          <w:b/>
-          <w:bCs/>
-          <w:sz w:val="32"/>
-          <w:szCs w:val="32"/>
-        </w:rPr>
-        <w:t xml:space="preserve"> </w:t>
-      </w:r>
-      <w:r>
-        <w:rPr>
-          <w:rFonts w:ascii="Times New Roman" w:hAnsi="Times New Roman" w:cs="Times New Roman"/>
-          <w:b/>
-          <w:bCs/>
-          <w:sz w:val="32"/>
-          <w:szCs w:val="32"/>
-        </w:rPr>
-        <w:t>shapes</w:t>
-      </w:r>
-      <w:r>
-        <w:rPr>
-          <w:rFonts w:ascii="Times New Roman" w:hAnsi="Times New Roman" w:cs="Times New Roman"/>
-          <w:b/>
-          <w:bCs/>
-          <w:sz w:val="32"/>
-          <w:szCs w:val="32"/>
-        </w:rPr>
-        <w:t>:</w:t>
-      </w:r>
-    </w:p>
-    <w:p>
-      <w:pPr>
-        <w:pStyle w:val="ListParagraph"/>
-        <w:tabs>
-          <w:tab w:val="left" w:pos="1440"/>
-          <w:tab w:val="left" w:pos="3150"/>
-          <w:tab w:val="left" w:pos="5040"/>
-          <w:tab w:val="left" w:pos="5760"/>
-        </w:tabs>
-        <w:spacing w:after="0" w:line="480" w:lineRule="auto"/>
-        <w:jc w:val="both"/>
-        <w:rPr>
-          <w:rFonts w:ascii="Times New Roman" w:hAnsi="Times New Roman" w:cs="Times New Roman"/>
-          <w:sz w:val="32"/>
-          <w:szCs w:val="32"/>
-        </w:rPr>
-      </w:pPr>
-      <w:r>
-        <w:rPr>
-          <w:rFonts w:ascii="Times New Roman" w:hAnsi="Times New Roman" w:cs="Times New Roman"/>
-          <w:noProof/>
-          <w:sz w:val="32"/>
-          <w:szCs w:val="32"/>
-        </w:rPr>
-        <mc:AlternateContent>
-          <mc:Choice Requires="wps">
-            <w:drawing>
-              <wp:anchor distT="0" distB="0" distL="114300" distR="114300" simplePos="0" relativeHeight="251780096" behindDoc="0" locked="0" layoutInCell="1" allowOverlap="1" wp14:anchorId="6C51F580" wp14:editId="1A8F4C40">
-                <wp:simplePos x="0" y="0"/>
-                <wp:positionH relativeFrom="column">
-                  <wp:posOffset>3746665</wp:posOffset>
-                </wp:positionH>
-                <wp:positionV relativeFrom="paragraph">
-                  <wp:posOffset>162559</wp:posOffset>
-                </wp:positionV>
-                <wp:extent cx="2697480" cy="2933205"/>
-                <wp:effectExtent l="0" t="0" r="26670" b="19685"/>
-                <wp:wrapNone/>
-                <wp:docPr id="35" name="Rectangle 35"/>
-                <wp:cNvGraphicFramePr/>
-                <a:graphic xmlns:a="http://schemas.openxmlformats.org/drawingml/2006/main">
-                  <a:graphicData uri="http://schemas.microsoft.com/office/word/2010/wordprocessingShape">
-                    <wps:wsp>
-                      <wps:cNvSpPr/>
-                      <wps:spPr>
-                        <a:xfrm>
-                          <a:off x="0" y="0"/>
-                          <a:ext cx="2697480" cy="2933205"/>
-                        </a:xfrm>
-                        <a:prstGeom prst="rect">
-                          <a:avLst/>
-                        </a:prstGeom>
-                      </wps:spPr>
-                      <wps:style>
-                        <a:lnRef idx="2">
-                          <a:schemeClr val="dk1"/>
-                        </a:lnRef>
-                        <a:fillRef idx="1">
-                          <a:schemeClr val="lt1"/>
-                        </a:fillRef>
-                        <a:effectRef idx="0">
-                          <a:schemeClr val="dk1"/>
-                        </a:effectRef>
-                        <a:fontRef idx="minor">
-                          <a:schemeClr val="dk1"/>
-                        </a:fontRef>
-                      </wps:style>
-                      <wps:bodyPr rot="0" spcFirstLastPara="0" vertOverflow="overflow" horzOverflow="overflow" vert="horz" wrap="square" lIns="91440" tIns="45720" rIns="91440" bIns="45720" numCol="1" spcCol="0" rtlCol="0" fromWordArt="0" anchor="ctr" anchorCtr="0" forceAA="0" compatLnSpc="1">
-                        <a:prstTxWarp prst="textNoShape">
-                          <a:avLst/>
-                        </a:prstTxWarp>
-                        <a:noAutofit/>
-                      </wps:bodyPr>
-                    </wps:wsp>
-                  </a:graphicData>
-                </a:graphic>
-                <wp14:sizeRelH relativeFrom="margin">
-                  <wp14:pctWidth>0</wp14:pctWidth>
-                </wp14:sizeRelH>
-                <wp14:sizeRelV relativeFrom="margin">
-                  <wp14:pctHeight>0</wp14:pctHeight>
-                </wp14:sizeRelV>
-              </wp:anchor>
-            </w:drawing>
-          </mc:Choice>
-          <mc:Fallback>
-            <w:pict>
-              <v:rect w14:anchorId="28F83A9E" id="Rectangle 35" o:spid="_x0000_s1026" style="position:absolute;margin-left:295pt;margin-top:12.8pt;width:212.4pt;height:230.95pt;z-index:251780096;visibility:visible;mso-wrap-style:square;mso-width-percent:0;mso-height-percent:0;mso-wrap-distance-left:9pt;mso-wrap-distance-top:0;mso-wrap-distance-right:9pt;mso-wrap-distance-bottom:0;mso-position-horizontal:absolute;mso-position-horizontal-relative:text;mso-position-vertical:absolute;mso-position-vertical-relative:text;mso-width-percent:0;mso-height-percent:0;mso-width-relative:margin;mso-height-relative:margin;v-text-anchor:middle" o:gfxdata="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" fillcolor="white [3201]" strokecolor="black [3200]" strokeweight="2pt"/>
-            </w:pict>
-          </mc:Fallback>
-        </mc:AlternateContent>
-      </w:r>
-      <w:r>
-        <w:rPr>
-          <w:rFonts w:ascii="Times New Roman" w:hAnsi="Times New Roman" w:cs="Times New Roman"/>
-          <w:noProof/>
-          <w:sz w:val="32"/>
-          <w:szCs w:val="32"/>
-        </w:rPr>
-        <mc:AlternateContent>
-          <mc:Choice Requires="wps">
-            <w:drawing>
-              <wp:anchor distT="0" distB="0" distL="114300" distR="114300" simplePos="0" relativeHeight="251774976" behindDoc="0" locked="0" layoutInCell="1" allowOverlap="1" wp14:anchorId="114F331C" wp14:editId="43F49F47">
-                <wp:simplePos x="0" y="0"/>
-                <wp:positionH relativeFrom="column">
-                  <wp:posOffset>635330</wp:posOffset>
-                </wp:positionH>
-                <wp:positionV relativeFrom="paragraph">
-                  <wp:posOffset>162559</wp:posOffset>
-                </wp:positionV>
-                <wp:extent cx="2804160" cy="2933205"/>
-                <wp:effectExtent l="0" t="0" r="15240" b="19685"/>
-                <wp:wrapNone/>
-                <wp:docPr id="34" name="Rectangle 34"/>
-                <wp:cNvGraphicFramePr/>
-                <a:graphic xmlns:a="http://schemas.openxmlformats.org/drawingml/2006/main">
-                  <a:graphicData uri="http://schemas.microsoft.com/office/word/2010/wordprocessingShape">
-                    <wps:wsp>
-                      <wps:cNvSpPr/>
-                      <wps:spPr>
-                        <a:xfrm>
-                          <a:off x="0" y="0"/>
-                          <a:ext cx="2804160" cy="2933205"/>
-                        </a:xfrm>
-                        <a:prstGeom prst="rect">
-                          <a:avLst/>
-                        </a:prstGeom>
-                      </wps:spPr>
-                      <wps:style>
-                        <a:lnRef idx="2">
-                          <a:schemeClr val="dk1"/>
-                        </a:lnRef>
-                        <a:fillRef idx="1">
-                          <a:schemeClr val="lt1"/>
-                        </a:fillRef>
-                        <a:effectRef idx="0">
-                          <a:schemeClr val="dk1"/>
-                        </a:effectRef>
-                        <a:fontRef idx="minor">
-                          <a:schemeClr val="dk1"/>
-                        </a:fontRef>
-                      </wps:style>
-                      <wps:bodyPr rot="0" spcFirstLastPara="0" vertOverflow="overflow" horzOverflow="overflow" vert="horz" wrap="square" lIns="91440" tIns="45720" rIns="91440" bIns="45720" numCol="1" spcCol="0" rtlCol="0" fromWordArt="0" anchor="ctr" anchorCtr="0" forceAA="0" compatLnSpc="1">
-                        <a:prstTxWarp prst="textNoShape">
-                          <a:avLst/>
-                        </a:prstTxWarp>
-                        <a:noAutofit/>
-                      </wps:bodyPr>
-                    </wps:wsp>
-                  </a:graphicData>
-                </a:graphic>
-                <wp14:sizeRelH relativeFrom="margin">
-                  <wp14:pctWidth>0</wp14:pctWidth>
-                </wp14:sizeRelH>
-                <wp14:sizeRelV relativeFrom="margin">
-                  <wp14:pctHeight>0</wp14:pctHeight>
-                </wp14:sizeRelV>
-              </wp:anchor>
-            </w:drawing>
-          </mc:Choice>
-          <mc:Fallback>
-            <w:pict>
-              <v:rect w14:anchorId="3A51CCF5" id="Rectangle 34" o:spid="_x0000_s1026" style="position:absolute;margin-left:50.05pt;margin-top:12.8pt;width:220.8pt;height:230.95pt;z-index:251774976;visibility:visible;mso-wrap-style:square;mso-width-percent:0;mso-height-percent:0;mso-wrap-distance-left:9pt;mso-wrap-distance-top:0;mso-wrap-distance-right:9pt;mso-wrap-distance-bottom:0;mso-position-horizontal:absolute;mso-position-horizontal-relative:text;mso-position-vertical:absolute;mso-position-vertical-relative:text;mso-width-percent:0;mso-height-percent:0;mso-width-relative:margin;mso-height-relative:margin;v-text-anchor:middle" o:gfxdata="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" fillcolor="white [3201]" strokecolor="black [3200]" strokeweight="2pt"/>
+              <v:rect w14:anchorId="2DD38DF0" id="Rectangle 34" o:spid="_x0000_s1026" style="position:absolute;margin-left:3.75pt;margin-top:13.15pt;width:267.3pt;height:230.95pt;z-index:251774976;visibility:visible;mso-wrap-style:square;mso-width-percent:0;mso-height-percent:0;mso-wrap-distance-left:9pt;mso-wrap-distance-top:0;mso-wrap-distance-right:9pt;mso-wrap-distance-bottom:0;mso-position-horizontal:absolute;mso-position-horizontal-relative:text;mso-position-vertical:absolute;mso-position-vertical-relative:text;mso-width-percent:0;mso-height-percent:0;mso-width-relative:margin;mso-height-relative:margin;v-text-anchor:middle" o:gfxdata="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" fillcolor="white [3201]" strokecolor="black [3200]" strokeweight="2pt"/>
             </w:pict>
           </mc:Fallback>
         </mc:AlternateContent>
@@ -8060,17 +8446,13 @@
         <w:jc w:val="both"/>
         <w:rPr>
           <w:rFonts w:ascii="Times New Roman" w:hAnsi="Times New Roman" w:cs="Times New Roman"/>
-          <w:b/>
-          <w:bCs/>
-          <w:sz w:val="32"/>
-          <w:szCs w:val="32"/>
-        </w:rPr>
-      </w:pPr>
-      <w:r>
-        <w:rPr>
-          <w:rFonts w:ascii="Times New Roman" w:hAnsi="Times New Roman" w:cs="Times New Roman"/>
-          <w:b/>
-          <w:bCs/>
+          <w:sz w:val="32"/>
+          <w:szCs w:val="32"/>
+        </w:rPr>
+      </w:pPr>
+      <w:r>
+        <w:rPr>
+          <w:rFonts w:ascii="Times New Roman" w:hAnsi="Times New Roman" w:cs="Times New Roman"/>
           <w:sz w:val="32"/>
           <w:szCs w:val="32"/>
         </w:rPr>
@@ -8079,8 +8461,6 @@
       <w:r>
         <w:rPr>
           <w:rFonts w:ascii="Times New Roman" w:hAnsi="Times New Roman" w:cs="Times New Roman"/>
-          <w:b/>
-          <w:bCs/>
           <w:sz w:val="32"/>
           <w:szCs w:val="32"/>
         </w:rPr>
@@ -8089,8 +8469,6 @@
       <w:r>
         <w:rPr>
           <w:rFonts w:ascii="Times New Roman" w:hAnsi="Times New Roman" w:cs="Times New Roman"/>
-          <w:b/>
-          <w:bCs/>
           <w:sz w:val="32"/>
           <w:szCs w:val="32"/>
         </w:rPr>
@@ -8099,8 +8477,6 @@
       <w:r>
         <w:rPr>
           <w:rFonts w:ascii="Times New Roman" w:hAnsi="Times New Roman" w:cs="Times New Roman"/>
-          <w:b/>
-          <w:bCs/>
           <w:sz w:val="32"/>
           <w:szCs w:val="32"/>
         </w:rPr>
@@ -8109,8 +8485,6 @@
       <w:r>
         <w:rPr>
           <w:rFonts w:ascii="Times New Roman" w:hAnsi="Times New Roman" w:cs="Times New Roman"/>
-          <w:b/>
-          <w:bCs/>
           <w:sz w:val="32"/>
           <w:szCs w:val="32"/>
         </w:rPr>
@@ -8119,12 +8493,25 @@
       <w:r>
         <w:rPr>
           <w:rFonts w:ascii="Times New Roman" w:hAnsi="Times New Roman" w:cs="Times New Roman"/>
-          <w:b/>
-          <w:bCs/>
           <w:sz w:val="32"/>
           <w:szCs w:val="32"/>
         </w:rPr>
         <w:tab/>
+      </w:r>
+      <w:r>
+        <w:rPr>
+          <w:rFonts w:ascii="Times New Roman" w:hAnsi="Times New Roman" w:cs="Times New Roman"/>
+          <w:sz w:val="32"/>
+          <w:szCs w:val="32"/>
+        </w:rPr>
+        <w:tab/>
+      </w:r>
+      <w:r>
+        <w:rPr>
+          <w:rFonts w:ascii="Times New Roman" w:hAnsi="Times New Roman" w:cs="Times New Roman"/>
+          <w:sz w:val="32"/>
+          <w:szCs w:val="32"/>
+        </w:rPr>
         <w:t xml:space="preserve">Triangle </w:t>
       </w:r>
     </w:p>
@@ -8439,6 +8826,95 @@
     </w:lvl>
   </w:abstractNum>
   <w:abstractNum w:abstractNumId="3" w15:restartNumberingAfterBreak="0">
+    <w:nsid w:val="3BC403E2"/>
+    <w:multiLevelType w:val="hybridMultilevel"/>
+    <w:tmpl w:val="49989D1A"/>
+    <w:lvl w:ilvl="0" w:tplc="04090019">
+      <w:start w:val="11"/>
+      <w:numFmt w:val="lowerLetter"/>
+      <w:lvlText w:val="%1."/>
+      <w:lvlJc w:val="left"/>
+      <w:pPr>
+        <w:ind w:left="720" w:hanging="360"/>
+      </w:pPr>
+      <w:rPr>
+        <w:rFonts w:hint="default"/>
+      </w:rPr>
+    </w:lvl>
+    <w:lvl w:ilvl="1" w:tplc="04090019" w:tentative="1">
+      <w:start w:val="1"/>
+      <w:numFmt w:val="lowerLetter"/>
+      <w:lvlText w:val="%2."/>
+      <w:lvlJc w:val="left"/>
+      <w:pPr>
+        <w:ind w:left="1440" w:hanging="360"/>
+      </w:pPr>
+    </w:lvl>
+    <w:lvl w:ilvl="2" w:tplc="0409001B">
+      <w:start w:val="1"/>
+      <w:numFmt w:val="lowerRoman"/>
+      <w:lvlText w:val="%3."/>
+      <w:lvlJc w:val="right"/>
+      <w:pPr>
+        <w:ind w:left="2160" w:hanging="180"/>
+      </w:pPr>
+    </w:lvl>
+    <w:lvl w:ilvl="3" w:tplc="0409000F" w:tentative="1">
+      <w:start w:val="1"/>
+      <w:numFmt w:val="decimal"/>
+      <w:lvlText w:val="%4."/>
+      <w:lvlJc w:val="left"/>
+      <w:pPr>
+        <w:ind w:left="2880" w:hanging="360"/>
+      </w:pPr>
+    </w:lvl>
+    <w:lvl w:ilvl="4" w:tplc="04090019" w:tentative="1">
+      <w:start w:val="1"/>
+      <w:numFmt w:val="lowerLetter"/>
+      <w:lvlText w:val="%5."/>
+      <w:lvlJc w:val="left"/>
+      <w:pPr>
+        <w:ind w:left="3600" w:hanging="360"/>
+      </w:pPr>
+    </w:lvl>
+    <w:lvl w:ilvl="5" w:tplc="0409001B" w:tentative="1">
+      <w:start w:val="1"/>
+      <w:numFmt w:val="lowerRoman"/>
+      <w:lvlText w:val="%6."/>
+      <w:lvlJc w:val="right"/>
+      <w:pPr>
+        <w:ind w:left="4320" w:hanging="180"/>
+      </w:pPr>
+    </w:lvl>
+    <w:lvl w:ilvl="6" w:tplc="0409000F" w:tentative="1">
+      <w:start w:val="1"/>
+      <w:numFmt w:val="decimal"/>
+      <w:lvlText w:val="%7."/>
+      <w:lvlJc w:val="left"/>
+      <w:pPr>
+        <w:ind w:left="5040" w:hanging="360"/>
+      </w:pPr>
+    </w:lvl>
+    <w:lvl w:ilvl="7" w:tplc="04090019" w:tentative="1">
+      <w:start w:val="1"/>
+      <w:numFmt w:val="lowerLetter"/>
+      <w:lvlText w:val="%8."/>
+      <w:lvlJc w:val="left"/>
+      <w:pPr>
+        <w:ind w:left="5760" w:hanging="360"/>
+      </w:pPr>
+    </w:lvl>
+    <w:lvl w:ilvl="8" w:tplc="0409001B" w:tentative="1">
+      <w:start w:val="1"/>
+      <w:numFmt w:val="lowerRoman"/>
+      <w:lvlText w:val="%9."/>
+      <w:lvlJc w:val="right"/>
+      <w:pPr>
+        <w:ind w:left="6480" w:hanging="180"/>
+      </w:pPr>
+    </w:lvl>
+  </w:abstractNum>
+  <w:abstractNum w:abstractNumId="4" w15:restartNumberingAfterBreak="0">
     <w:nsid w:val="41867BE2"/>
     <w:multiLevelType w:val="hybridMultilevel"/>
     <w:tmpl w:val="0652CDCA"/>
@@ -8551,7 +9027,7 @@
       </w:rPr>
     </w:lvl>
   </w:abstractNum>
-  <w:abstractNum w:abstractNumId="4" w15:restartNumberingAfterBreak="0">
+  <w:abstractNum w:abstractNumId="5" w15:restartNumberingAfterBreak="0">
     <w:nsid w:val="429815CE"/>
     <w:multiLevelType w:val="hybridMultilevel"/>
     <w:tmpl w:val="6F9AF90E"/>
@@ -8663,7 +9139,7 @@
       </w:rPr>
     </w:lvl>
   </w:abstractNum>
-  <w:abstractNum w:abstractNumId="5" w15:restartNumberingAfterBreak="0">
+  <w:abstractNum w:abstractNumId="6" w15:restartNumberingAfterBreak="0">
     <w:nsid w:val="44D31151"/>
     <w:multiLevelType w:val="hybridMultilevel"/>
     <w:tmpl w:val="EBE6958C"/>
@@ -8752,7 +9228,7 @@
       </w:pPr>
     </w:lvl>
   </w:abstractNum>
-  <w:abstractNum w:abstractNumId="6" w15:restartNumberingAfterBreak="0">
+  <w:abstractNum w:abstractNumId="7" w15:restartNumberingAfterBreak="0">
     <w:nsid w:val="450816CB"/>
     <w:multiLevelType w:val="hybridMultilevel"/>
     <w:tmpl w:val="D918211A"/>
@@ -8841,7 +9317,7 @@
       </w:pPr>
     </w:lvl>
   </w:abstractNum>
-  <w:abstractNum w:abstractNumId="7" w15:restartNumberingAfterBreak="0">
+  <w:abstractNum w:abstractNumId="8" w15:restartNumberingAfterBreak="0">
     <w:nsid w:val="5A8278C2"/>
     <w:multiLevelType w:val="hybridMultilevel"/>
     <w:tmpl w:val="59384D30"/>
@@ -8930,7 +9406,7 @@
       </w:pPr>
     </w:lvl>
   </w:abstractNum>
-  <w:abstractNum w:abstractNumId="8" w15:restartNumberingAfterBreak="0">
+  <w:abstractNum w:abstractNumId="9" w15:restartNumberingAfterBreak="0">
     <w:nsid w:val="60294696"/>
     <w:multiLevelType w:val="hybridMultilevel"/>
     <w:tmpl w:val="7C68084A"/>
@@ -9019,7 +9495,7 @@
       </w:pPr>
     </w:lvl>
   </w:abstractNum>
-  <w:abstractNum w:abstractNumId="9" w15:restartNumberingAfterBreak="0">
+  <w:abstractNum w:abstractNumId="10" w15:restartNumberingAfterBreak="0">
     <w:nsid w:val="669E05F2"/>
     <w:multiLevelType w:val="hybridMultilevel"/>
     <w:tmpl w:val="FEDAA4C4"/>
@@ -9132,7 +9608,7 @@
       </w:rPr>
     </w:lvl>
   </w:abstractNum>
-  <w:abstractNum w:abstractNumId="10" w15:restartNumberingAfterBreak="0">
+  <w:abstractNum w:abstractNumId="11" w15:restartNumberingAfterBreak="0">
     <w:nsid w:val="68264D2A"/>
     <w:multiLevelType w:val="hybridMultilevel"/>
     <w:tmpl w:val="2A4C193A"/>
@@ -9222,37 +9698,40 @@
     </w:lvl>
   </w:abstractNum>
   <w:num w:numId="1" w16cid:durableId="1916551663">
-    <w:abstractNumId w:val="5"/>
+    <w:abstractNumId w:val="6"/>
   </w:num>
   <w:num w:numId="2" w16cid:durableId="657423795">
     <w:abstractNumId w:val="2"/>
   </w:num>
   <w:num w:numId="3" w16cid:durableId="1511215510">
-    <w:abstractNumId w:val="10"/>
+    <w:abstractNumId w:val="11"/>
   </w:num>
   <w:num w:numId="4" w16cid:durableId="554507180">
-    <w:abstractNumId w:val="8"/>
+    <w:abstractNumId w:val="9"/>
   </w:num>
   <w:num w:numId="5" w16cid:durableId="264577541">
     <w:abstractNumId w:val="0"/>
   </w:num>
   <w:num w:numId="6" w16cid:durableId="1205101078">
-    <w:abstractNumId w:val="7"/>
+    <w:abstractNumId w:val="8"/>
   </w:num>
   <w:num w:numId="7" w16cid:durableId="1786730208">
-    <w:abstractNumId w:val="4"/>
+    <w:abstractNumId w:val="5"/>
   </w:num>
   <w:num w:numId="8" w16cid:durableId="676423869">
     <w:abstractNumId w:val="1"/>
   </w:num>
   <w:num w:numId="9" w16cid:durableId="705375693">
-    <w:abstractNumId w:val="6"/>
+    <w:abstractNumId w:val="7"/>
   </w:num>
   <w:num w:numId="10" w16cid:durableId="1008870437">
-    <w:abstractNumId w:val="3"/>
+    <w:abstractNumId w:val="4"/>
   </w:num>
   <w:num w:numId="11" w16cid:durableId="1526748943">
-    <w:abstractNumId w:val="9"/>
+    <w:abstractNumId w:val="10"/>
+  </w:num>
+  <w:num w:numId="12" w16cid:durableId="991913667">
+    <w:abstractNumId w:val="3"/>
   </w:num>
 </w:numbering>
 </file>
@@ -9655,6 +10134,7 @@
   <w:style w:type="paragraph" w:default="1" w:styleId="Normal">
     <w:name w:val="Normal"/>
     <w:qFormat/>
+    <w:rsid w:val="00272984"/>
   </w:style>
   <w:style w:type="character" w:default="1" w:styleId="DefaultParagraphFont">
     <w:name w:val="Default Paragraph Font"/>

--- a/Received/one/1, maths.docx
+++ b/Received/one/1, maths.docx
@@ -266,7 +266,27 @@
           <w:sz w:val="24"/>
           <w:szCs w:val="24"/>
         </w:rPr>
-        <w:t>Ratnanagar-7, Sauraha, Chitwan</w:t>
+        <w:t xml:space="preserve">Ratnanagar-7, </w:t>
+      </w:r>
+      <w:proofErr w:type="spellStart"/>
+      <w:r>
+        <w:rPr>
+          <w:rFonts w:ascii="Times New Roman" w:hAnsi="Times New Roman" w:cs="Times New Roman"/>
+          <w:b/>
+          <w:sz w:val="24"/>
+          <w:szCs w:val="24"/>
+        </w:rPr>
+        <w:t>Sauraha</w:t>
+      </w:r>
+      <w:proofErr w:type="spellEnd"/>
+      <w:r>
+        <w:rPr>
+          <w:rFonts w:ascii="Times New Roman" w:hAnsi="Times New Roman" w:cs="Times New Roman"/>
+          <w:b/>
+          <w:sz w:val="24"/>
+          <w:szCs w:val="24"/>
+        </w:rPr>
+        <w:t>, Chitwan</w:t>
       </w:r>
     </w:p>
     <w:p>
@@ -574,6 +594,7 @@
         </w:rPr>
         <w:t xml:space="preserve">Sub: </w:t>
       </w:r>
+      <w:proofErr w:type="spellStart"/>
       <w:r>
         <w:rPr>
           <w:rFonts w:ascii="Times New Roman" w:hAnsi="Times New Roman" w:cs="Times New Roman"/>
@@ -583,6 +604,7 @@
         </w:rPr>
         <w:t>Maths</w:t>
       </w:r>
+      <w:proofErr w:type="spellEnd"/>
     </w:p>
     <w:tbl>
       <w:tblPr>
@@ -1282,6 +1304,7 @@
         </w:rPr>
         <w:t xml:space="preserve">   </w:t>
       </w:r>
+      <w:proofErr w:type="gramStart"/>
       <w:r>
         <w:rPr>
           <w:rFonts w:ascii="Times New Roman" w:hAnsi="Times New Roman" w:cs="Times New Roman"/>
@@ -1304,8 +1327,18 @@
           <w:sz w:val="32"/>
           <w:szCs w:val="32"/>
         </w:rPr>
-        <w:t xml:space="preserve"> is a …………………</w:t>
-      </w:r>
+        <w:t xml:space="preserve"> is</w:t>
+      </w:r>
+      <w:proofErr w:type="gramEnd"/>
+      <w:r>
+        <w:rPr>
+          <w:rFonts w:ascii="Times New Roman" w:hAnsi="Times New Roman" w:cs="Times New Roman"/>
+          <w:sz w:val="32"/>
+          <w:szCs w:val="32"/>
+        </w:rPr>
+        <w:t xml:space="preserve"> a …………………</w:t>
+      </w:r>
+      <w:proofErr w:type="gramStart"/>
       <w:r>
         <w:rPr>
           <w:rFonts w:ascii="Times New Roman" w:hAnsi="Times New Roman" w:cs="Times New Roman"/>
@@ -1314,6 +1347,7 @@
         </w:rPr>
         <w:t>…..</w:t>
       </w:r>
+      <w:proofErr w:type="gramEnd"/>
     </w:p>
     <w:p>
       <w:pPr>
@@ -1492,7 +1526,25 @@
           <w:sz w:val="32"/>
           <w:szCs w:val="32"/>
         </w:rPr>
-        <w:t xml:space="preserve">ones is </w:t>
+        <w:t xml:space="preserve">ones </w:t>
+      </w:r>
+      <w:proofErr w:type="gramStart"/>
+      <w:r>
+        <w:rPr>
+          <w:rFonts w:ascii="Times New Roman" w:hAnsi="Times New Roman" w:cs="Times New Roman"/>
+          <w:sz w:val="32"/>
+          <w:szCs w:val="32"/>
+        </w:rPr>
+        <w:t>is</w:t>
+      </w:r>
+      <w:proofErr w:type="gramEnd"/>
+      <w:r>
+        <w:rPr>
+          <w:rFonts w:ascii="Times New Roman" w:hAnsi="Times New Roman" w:cs="Times New Roman"/>
+          <w:sz w:val="32"/>
+          <w:szCs w:val="32"/>
+        </w:rPr>
+        <w:t xml:space="preserve"> </w:t>
       </w:r>
     </w:p>
     <w:p>
@@ -2361,8 +2413,18 @@
           <w:sz w:val="32"/>
           <w:szCs w:val="32"/>
         </w:rPr>
-        <w:t>: ……………………………………………..</w:t>
-      </w:r>
+        <w:t>: …………………………………………</w:t>
+      </w:r>
+      <w:proofErr w:type="gramStart"/>
+      <w:r>
+        <w:rPr>
+          <w:rFonts w:ascii="Times New Roman" w:hAnsi="Times New Roman" w:cs="Times New Roman"/>
+          <w:sz w:val="32"/>
+          <w:szCs w:val="32"/>
+        </w:rPr>
+        <w:t>…..</w:t>
+      </w:r>
+      <w:proofErr w:type="gramEnd"/>
     </w:p>
     <w:p>
       <w:pPr>
@@ -2950,8 +3012,9 @@
           <w:sz w:val="32"/>
           <w:szCs w:val="32"/>
         </w:rPr>
-        <w:t>Put &lt;</w:t>
-      </w:r>
+        <w:t xml:space="preserve">Put </w:t>
+      </w:r>
+      <w:proofErr w:type="gramStart"/>
       <w:r>
         <w:rPr>
           <w:rFonts w:ascii="Times New Roman" w:hAnsi="Times New Roman" w:cs="Times New Roman"/>
@@ -2960,6 +3023,16 @@
           <w:sz w:val="32"/>
           <w:szCs w:val="32"/>
         </w:rPr>
+        <w:t>&lt;</w:t>
+      </w:r>
+      <w:r>
+        <w:rPr>
+          <w:rFonts w:ascii="Times New Roman" w:hAnsi="Times New Roman" w:cs="Times New Roman"/>
+          <w:b/>
+          <w:bCs/>
+          <w:sz w:val="32"/>
+          <w:szCs w:val="32"/>
+        </w:rPr>
         <w:t xml:space="preserve"> </w:t>
       </w:r>
       <w:r>
@@ -2970,7 +3043,18 @@
           <w:sz w:val="32"/>
           <w:szCs w:val="32"/>
         </w:rPr>
-        <w:t>, &gt;</w:t>
+        <w:t>,</w:t>
+      </w:r>
+      <w:proofErr w:type="gramEnd"/>
+      <w:r>
+        <w:rPr>
+          <w:rFonts w:ascii="Times New Roman" w:hAnsi="Times New Roman" w:cs="Times New Roman"/>
+          <w:b/>
+          <w:bCs/>
+          <w:sz w:val="32"/>
+          <w:szCs w:val="32"/>
+        </w:rPr>
+        <w:t xml:space="preserve"> &gt;</w:t>
       </w:r>
       <w:r>
         <w:rPr>
@@ -3512,8 +3596,18 @@
           <w:sz w:val="32"/>
           <w:szCs w:val="32"/>
         </w:rPr>
-        <w:t>……………..</w:t>
-      </w:r>
+        <w:t>…………</w:t>
+      </w:r>
+      <w:proofErr w:type="gramStart"/>
+      <w:r>
+        <w:rPr>
+          <w:rFonts w:ascii="Times New Roman" w:hAnsi="Times New Roman" w:cs="Times New Roman"/>
+          <w:sz w:val="32"/>
+          <w:szCs w:val="32"/>
+        </w:rPr>
+        <w:t>…..</w:t>
+      </w:r>
+      <w:proofErr w:type="gramEnd"/>
     </w:p>
     <w:p>
       <w:pPr>
@@ -3554,8 +3648,18 @@
           <w:sz w:val="32"/>
           <w:szCs w:val="32"/>
         </w:rPr>
-        <w:t>……………..</w:t>
-      </w:r>
+        <w:t>…………</w:t>
+      </w:r>
+      <w:proofErr w:type="gramStart"/>
+      <w:r>
+        <w:rPr>
+          <w:rFonts w:ascii="Times New Roman" w:hAnsi="Times New Roman" w:cs="Times New Roman"/>
+          <w:sz w:val="32"/>
+          <w:szCs w:val="32"/>
+        </w:rPr>
+        <w:t>…..</w:t>
+      </w:r>
+      <w:proofErr w:type="gramEnd"/>
     </w:p>
     <w:p>
       <w:pPr>
@@ -3612,6 +3716,7 @@
         </w:rPr>
         <w:t>7</w:t>
       </w:r>
+      <w:proofErr w:type="gramStart"/>
       <w:r>
         <w:rPr>
           <w:rFonts w:ascii="Times New Roman" w:hAnsi="Times New Roman" w:cs="Times New Roman"/>
@@ -3627,7 +3732,16 @@
           <w:sz w:val="32"/>
           <w:szCs w:val="32"/>
         </w:rPr>
-        <w:t xml:space="preserve"> : ………………………………………</w:t>
+        <w:t xml:space="preserve"> :</w:t>
+      </w:r>
+      <w:proofErr w:type="gramEnd"/>
+      <w:r>
+        <w:rPr>
+          <w:rFonts w:ascii="Times New Roman" w:hAnsi="Times New Roman" w:cs="Times New Roman"/>
+          <w:sz w:val="32"/>
+          <w:szCs w:val="32"/>
+        </w:rPr>
+        <w:t xml:space="preserve"> ………………………………………</w:t>
       </w:r>
     </w:p>
     <w:p>
@@ -3656,6 +3770,7 @@
         </w:rPr>
         <w:t>9</w:t>
       </w:r>
+      <w:proofErr w:type="gramStart"/>
       <w:r>
         <w:rPr>
           <w:rFonts w:ascii="Times New Roman" w:hAnsi="Times New Roman" w:cs="Times New Roman"/>
@@ -3671,7 +3786,16 @@
           <w:sz w:val="32"/>
           <w:szCs w:val="32"/>
         </w:rPr>
-        <w:t>: ………………………………………...</w:t>
+        <w:t>:</w:t>
+      </w:r>
+      <w:proofErr w:type="gramEnd"/>
+      <w:r>
+        <w:rPr>
+          <w:rFonts w:ascii="Times New Roman" w:hAnsi="Times New Roman" w:cs="Times New Roman"/>
+          <w:sz w:val="32"/>
+          <w:szCs w:val="32"/>
+        </w:rPr>
+        <w:t xml:space="preserve"> ………………………………………...</w:t>
       </w:r>
       <w:r>
         <w:rPr>
@@ -3729,13 +3853,41 @@
           <w:szCs w:val="32"/>
         </w:rPr>
       </w:pPr>
-      <w:r>
-        <w:rPr>
-          <w:rFonts w:ascii="Times New Roman" w:hAnsi="Times New Roman" w:cs="Times New Roman"/>
-          <w:sz w:val="32"/>
-          <w:szCs w:val="32"/>
-        </w:rPr>
-        <w:t>i. 10+20+40  = …………………</w:t>
+      <w:proofErr w:type="spellStart"/>
+      <w:r>
+        <w:rPr>
+          <w:rFonts w:ascii="Times New Roman" w:hAnsi="Times New Roman" w:cs="Times New Roman"/>
+          <w:sz w:val="32"/>
+          <w:szCs w:val="32"/>
+        </w:rPr>
+        <w:t>i</w:t>
+      </w:r>
+      <w:proofErr w:type="spellEnd"/>
+      <w:r>
+        <w:rPr>
+          <w:rFonts w:ascii="Times New Roman" w:hAnsi="Times New Roman" w:cs="Times New Roman"/>
+          <w:sz w:val="32"/>
+          <w:szCs w:val="32"/>
+        </w:rPr>
+        <w:t>. 10+20+</w:t>
+      </w:r>
+      <w:proofErr w:type="gramStart"/>
+      <w:r>
+        <w:rPr>
+          <w:rFonts w:ascii="Times New Roman" w:hAnsi="Times New Roman" w:cs="Times New Roman"/>
+          <w:sz w:val="32"/>
+          <w:szCs w:val="32"/>
+        </w:rPr>
+        <w:t>40  =</w:t>
+      </w:r>
+      <w:proofErr w:type="gramEnd"/>
+      <w:r>
+        <w:rPr>
+          <w:rFonts w:ascii="Times New Roman" w:hAnsi="Times New Roman" w:cs="Times New Roman"/>
+          <w:sz w:val="32"/>
+          <w:szCs w:val="32"/>
+        </w:rPr>
+        <w:t xml:space="preserve"> …………………</w:t>
       </w:r>
       <w:r>
         <w:rPr>
@@ -3848,15 +4000,33 @@
           <w:sz w:val="32"/>
           <w:szCs w:val="32"/>
         </w:rPr>
-        <w:t>22: …………………………….</w:t>
-      </w:r>
-      <w:r>
-        <w:rPr>
-          <w:rFonts w:ascii="Times New Roman" w:hAnsi="Times New Roman" w:cs="Times New Roman"/>
-          <w:sz w:val="32"/>
-          <w:szCs w:val="32"/>
-        </w:rPr>
-        <w:t>.…</w:t>
+        <w:t>22: …………………………</w:t>
+      </w:r>
+      <w:proofErr w:type="gramStart"/>
+      <w:r>
+        <w:rPr>
+          <w:rFonts w:ascii="Times New Roman" w:hAnsi="Times New Roman" w:cs="Times New Roman"/>
+          <w:sz w:val="32"/>
+          <w:szCs w:val="32"/>
+        </w:rPr>
+        <w:t>….</w:t>
+      </w:r>
+      <w:r>
+        <w:rPr>
+          <w:rFonts w:ascii="Times New Roman" w:hAnsi="Times New Roman" w:cs="Times New Roman"/>
+          <w:sz w:val="32"/>
+          <w:szCs w:val="32"/>
+        </w:rPr>
+        <w:t>.</w:t>
+      </w:r>
+      <w:proofErr w:type="gramEnd"/>
+      <w:r>
+        <w:rPr>
+          <w:rFonts w:ascii="Times New Roman" w:hAnsi="Times New Roman" w:cs="Times New Roman"/>
+          <w:sz w:val="32"/>
+          <w:szCs w:val="32"/>
+        </w:rPr>
+        <w:t>…</w:t>
       </w:r>
     </w:p>
     <w:p>
@@ -3884,6 +4054,7 @@
         </w:rPr>
         <w:t>35: ……………………………</w:t>
       </w:r>
+      <w:proofErr w:type="gramStart"/>
       <w:r>
         <w:rPr>
           <w:rFonts w:ascii="Times New Roman" w:hAnsi="Times New Roman" w:cs="Times New Roman"/>
@@ -3892,6 +4063,7 @@
         </w:rPr>
         <w:t>…..</w:t>
       </w:r>
+      <w:proofErr w:type="gramEnd"/>
     </w:p>
     <w:p>
       <w:pPr>
@@ -3980,6 +4152,7 @@
           <w:szCs w:val="32"/>
         </w:rPr>
       </w:pPr>
+      <w:proofErr w:type="gramStart"/>
       <w:r>
         <w:rPr>
           <w:rFonts w:ascii="Times New Roman" w:hAnsi="Times New Roman" w:cs="Times New Roman"/>
@@ -4004,6 +4177,7 @@
         </w:rPr>
         <w:t>,</w:t>
       </w:r>
+      <w:proofErr w:type="gramEnd"/>
       <w:r>
         <w:rPr>
           <w:rFonts w:ascii="Times New Roman" w:hAnsi="Times New Roman" w:cs="Times New Roman"/>
@@ -4012,6 +4186,7 @@
         </w:rPr>
         <w:t xml:space="preserve">  </w:t>
       </w:r>
+      <w:proofErr w:type="gramStart"/>
       <w:r>
         <w:rPr>
           <w:rFonts w:ascii="Times New Roman" w:hAnsi="Times New Roman" w:cs="Times New Roman"/>
@@ -4036,6 +4211,7 @@
         </w:rPr>
         <w:t>,</w:t>
       </w:r>
+      <w:proofErr w:type="gramEnd"/>
       <w:r>
         <w:rPr>
           <w:rFonts w:ascii="Times New Roman" w:hAnsi="Times New Roman" w:cs="Times New Roman"/>
@@ -4044,6 +4220,7 @@
         </w:rPr>
         <w:t xml:space="preserve">  </w:t>
       </w:r>
+      <w:proofErr w:type="gramStart"/>
       <w:r>
         <w:rPr>
           <w:rFonts w:ascii="Times New Roman" w:hAnsi="Times New Roman" w:cs="Times New Roman"/>
@@ -4068,6 +4245,7 @@
         </w:rPr>
         <w:t>,</w:t>
       </w:r>
+      <w:proofErr w:type="gramEnd"/>
       <w:r>
         <w:rPr>
           <w:rFonts w:ascii="Times New Roman" w:hAnsi="Times New Roman" w:cs="Times New Roman"/>
@@ -4185,6 +4363,7 @@
           <w:szCs w:val="32"/>
         </w:rPr>
       </w:pPr>
+      <w:proofErr w:type="gramStart"/>
       <w:r>
         <w:rPr>
           <w:rFonts w:ascii="Times New Roman" w:hAnsi="Times New Roman" w:cs="Times New Roman"/>
@@ -4209,6 +4388,7 @@
         </w:rPr>
         <w:t>,</w:t>
       </w:r>
+      <w:proofErr w:type="gramEnd"/>
       <w:r>
         <w:rPr>
           <w:rFonts w:ascii="Times New Roman" w:hAnsi="Times New Roman" w:cs="Times New Roman"/>
@@ -4217,6 +4397,7 @@
         </w:rPr>
         <w:t xml:space="preserve">  </w:t>
       </w:r>
+      <w:proofErr w:type="gramStart"/>
       <w:r>
         <w:rPr>
           <w:rFonts w:ascii="Times New Roman" w:hAnsi="Times New Roman" w:cs="Times New Roman"/>
@@ -4241,6 +4422,7 @@
         </w:rPr>
         <w:t>,</w:t>
       </w:r>
+      <w:proofErr w:type="gramEnd"/>
       <w:r>
         <w:rPr>
           <w:rFonts w:ascii="Times New Roman" w:hAnsi="Times New Roman" w:cs="Times New Roman"/>
@@ -4249,6 +4431,7 @@
         </w:rPr>
         <w:t xml:space="preserve">  </w:t>
       </w:r>
+      <w:proofErr w:type="gramStart"/>
       <w:r>
         <w:rPr>
           <w:rFonts w:ascii="Times New Roman" w:hAnsi="Times New Roman" w:cs="Times New Roman"/>
@@ -4273,6 +4456,7 @@
         </w:rPr>
         <w:t>,</w:t>
       </w:r>
+      <w:proofErr w:type="gramEnd"/>
       <w:r>
         <w:rPr>
           <w:rFonts w:ascii="Times New Roman" w:hAnsi="Times New Roman" w:cs="Times New Roman"/>
@@ -4408,6 +4592,7 @@
         </w:rPr>
         <w:tab/>
       </w:r>
+      <w:proofErr w:type="gramStart"/>
       <w:r>
         <w:rPr>
           <w:rFonts w:ascii="Times New Roman" w:hAnsi="Times New Roman" w:cs="Times New Roman"/>
@@ -4417,6 +4602,7 @@
         <w:tab/>
         <w:t xml:space="preserve">  25</w:t>
       </w:r>
+      <w:proofErr w:type="gramEnd"/>
     </w:p>
     <w:p>
       <w:pPr>
@@ -4650,8 +4836,9 @@
           <w:sz w:val="32"/>
           <w:szCs w:val="32"/>
         </w:rPr>
-        <w:t xml:space="preserve">What comes between </w:t>
-      </w:r>
+        <w:t xml:space="preserve">What comes </w:t>
+      </w:r>
+      <w:proofErr w:type="gramStart"/>
       <w:r>
         <w:rPr>
           <w:rFonts w:ascii="Times New Roman" w:hAnsi="Times New Roman" w:cs="Times New Roman"/>
@@ -4660,8 +4847,19 @@
           <w:sz w:val="32"/>
           <w:szCs w:val="32"/>
         </w:rPr>
+        <w:t xml:space="preserve">between </w:t>
+      </w:r>
+      <w:r>
+        <w:rPr>
+          <w:rFonts w:ascii="Times New Roman" w:hAnsi="Times New Roman" w:cs="Times New Roman"/>
+          <w:b/>
+          <w:bCs/>
+          <w:sz w:val="32"/>
+          <w:szCs w:val="32"/>
+        </w:rPr>
         <w:t>?</w:t>
       </w:r>
+      <w:proofErr w:type="gramEnd"/>
     </w:p>
     <w:p>
       <w:pPr>
@@ -5102,16 +5300,34 @@
           <w:sz w:val="32"/>
           <w:szCs w:val="32"/>
         </w:rPr>
-        <w:t xml:space="preserve">Long Questions </w:t>
-      </w:r>
-      <w:r>
-        <w:rPr>
-          <w:rFonts w:ascii="Times New Roman" w:hAnsi="Times New Roman" w:cs="Times New Roman"/>
-          <w:b/>
-          <w:sz w:val="32"/>
-          <w:szCs w:val="32"/>
-        </w:rPr>
-        <w:tab/>
+        <w:t xml:space="preserve">Long </w:t>
+      </w:r>
+      <w:r>
+        <w:rPr>
+          <w:rFonts w:ascii="Times New Roman" w:hAnsi="Times New Roman" w:cs="Times New Roman"/>
+          <w:b/>
+          <w:sz w:val="32"/>
+          <w:szCs w:val="32"/>
+        </w:rPr>
+        <w:t>answer q</w:t>
+      </w:r>
+      <w:r>
+        <w:rPr>
+          <w:rFonts w:ascii="Times New Roman" w:hAnsi="Times New Roman" w:cs="Times New Roman"/>
+          <w:b/>
+          <w:sz w:val="32"/>
+          <w:szCs w:val="32"/>
+        </w:rPr>
+        <w:t>uestions</w:t>
+      </w:r>
+      <w:r>
+        <w:rPr>
+          <w:rFonts w:ascii="Times New Roman" w:hAnsi="Times New Roman" w:cs="Times New Roman"/>
+          <w:b/>
+          <w:sz w:val="32"/>
+          <w:szCs w:val="32"/>
+        </w:rPr>
+        <w:t>.</w:t>
       </w:r>
       <w:r>
         <w:rPr>
@@ -6608,6 +6824,7 @@
         </w:rPr>
         <w:t xml:space="preserve">    5     5 </w:t>
       </w:r>
+      <w:proofErr w:type="gramStart"/>
       <w:r>
         <w:rPr>
           <w:rFonts w:ascii="Times New Roman" w:hAnsi="Times New Roman" w:cs="Times New Roman"/>
@@ -6617,6 +6834,7 @@
         <w:tab/>
         <w:t xml:space="preserve">  6</w:t>
       </w:r>
+      <w:proofErr w:type="gramEnd"/>
       <w:r>
         <w:rPr>
           <w:rFonts w:ascii="Times New Roman" w:hAnsi="Times New Roman" w:cs="Times New Roman"/>
@@ -6649,6 +6867,7 @@
         </w:rPr>
         <w:t xml:space="preserve">  5 </w:t>
       </w:r>
+      <w:proofErr w:type="gramStart"/>
       <w:r>
         <w:rPr>
           <w:rFonts w:ascii="Times New Roman" w:hAnsi="Times New Roman" w:cs="Times New Roman"/>
@@ -6656,7 +6875,16 @@
           <w:szCs w:val="32"/>
         </w:rPr>
         <w:tab/>
-        <w:t xml:space="preserve">  4  </w:t>
+        <w:t xml:space="preserve">  4</w:t>
+      </w:r>
+      <w:proofErr w:type="gramEnd"/>
+      <w:r>
+        <w:rPr>
+          <w:rFonts w:ascii="Times New Roman" w:hAnsi="Times New Roman" w:cs="Times New Roman"/>
+          <w:sz w:val="32"/>
+          <w:szCs w:val="32"/>
+        </w:rPr>
+        <w:t xml:space="preserve">  </w:t>
       </w:r>
       <w:r>
         <w:rPr>
@@ -7381,13 +7609,23 @@
         </w:rPr>
         <w:t xml:space="preserve"> </w:t>
       </w:r>
-      <w:r>
-        <w:rPr>
-          <w:rFonts w:ascii="Times New Roman" w:hAnsi="Times New Roman" w:cs="Times New Roman"/>
-          <w:sz w:val="32"/>
-          <w:szCs w:val="32"/>
-        </w:rPr>
-        <w:t xml:space="preserve">-  2   </w:t>
+      <w:proofErr w:type="gramStart"/>
+      <w:r>
+        <w:rPr>
+          <w:rFonts w:ascii="Times New Roman" w:hAnsi="Times New Roman" w:cs="Times New Roman"/>
+          <w:sz w:val="32"/>
+          <w:szCs w:val="32"/>
+        </w:rPr>
+        <w:t>-  2</w:t>
+      </w:r>
+      <w:proofErr w:type="gramEnd"/>
+      <w:r>
+        <w:rPr>
+          <w:rFonts w:ascii="Times New Roman" w:hAnsi="Times New Roman" w:cs="Times New Roman"/>
+          <w:sz w:val="32"/>
+          <w:szCs w:val="32"/>
+        </w:rPr>
+        <w:t xml:space="preserve">   </w:t>
       </w:r>
       <w:r>
         <w:rPr>
@@ -7556,13 +7794,23 @@
           <w:szCs w:val="32"/>
         </w:rPr>
       </w:pPr>
-      <w:r>
-        <w:rPr>
-          <w:rFonts w:ascii="Times New Roman" w:hAnsi="Times New Roman" w:cs="Times New Roman"/>
-          <w:sz w:val="32"/>
-          <w:szCs w:val="32"/>
-        </w:rPr>
-        <w:t xml:space="preserve">i. There are 55 students in class one. 25 students are girls. Now </w:t>
+      <w:proofErr w:type="spellStart"/>
+      <w:r>
+        <w:rPr>
+          <w:rFonts w:ascii="Times New Roman" w:hAnsi="Times New Roman" w:cs="Times New Roman"/>
+          <w:sz w:val="32"/>
+          <w:szCs w:val="32"/>
+        </w:rPr>
+        <w:t>i</w:t>
+      </w:r>
+      <w:proofErr w:type="spellEnd"/>
+      <w:r>
+        <w:rPr>
+          <w:rFonts w:ascii="Times New Roman" w:hAnsi="Times New Roman" w:cs="Times New Roman"/>
+          <w:sz w:val="32"/>
+          <w:szCs w:val="32"/>
+        </w:rPr>
+        <w:t xml:space="preserve">. There are 55 students in class one. 25 students are girls. Now </w:t>
       </w:r>
       <w:r>
         <w:rPr>
@@ -8185,18 +8433,18 @@
         <mc:AlternateContent>
           <mc:Choice Requires="wps">
             <w:drawing>
-              <wp:anchor distT="0" distB="0" distL="114300" distR="114300" simplePos="0" relativeHeight="251780096" behindDoc="0" locked="0" layoutInCell="1" allowOverlap="1" wp14:anchorId="6C51F580" wp14:editId="6C1D12DF">
+              <wp:anchor distT="0" distB="0" distL="114300" distR="114300" simplePos="0" relativeHeight="251774976" behindDoc="0" locked="0" layoutInCell="1" allowOverlap="1" wp14:anchorId="114F331C" wp14:editId="54FB88FF">
                 <wp:simplePos x="0" y="0"/>
                 <wp:positionH relativeFrom="column">
-                  <wp:posOffset>3629025</wp:posOffset>
+                  <wp:posOffset>47625</wp:posOffset>
                 </wp:positionH>
                 <wp:positionV relativeFrom="paragraph">
                   <wp:posOffset>167005</wp:posOffset>
                 </wp:positionV>
-                <wp:extent cx="3181350" cy="2933065"/>
-                <wp:effectExtent l="0" t="0" r="19050" b="19685"/>
+                <wp:extent cx="3394710" cy="3257550"/>
+                <wp:effectExtent l="0" t="0" r="15240" b="19050"/>
                 <wp:wrapNone/>
-                <wp:docPr id="35" name="Rectangle 35"/>
+                <wp:docPr id="34" name="Rectangle 34"/>
                 <wp:cNvGraphicFramePr/>
                 <a:graphic xmlns:a="http://schemas.openxmlformats.org/drawingml/2006/main">
                   <a:graphicData uri="http://schemas.microsoft.com/office/word/2010/wordprocessingShape">
@@ -8205,7 +8453,7 @@
                       <wps:spPr>
                         <a:xfrm>
                           <a:off x="0" y="0"/>
-                          <a:ext cx="3181350" cy="2933065"/>
+                          <a:ext cx="3394710" cy="3257550"/>
                         </a:xfrm>
                         <a:prstGeom prst="rect">
                           <a:avLst/>
@@ -8245,7 +8493,7 @@
           </mc:Choice>
           <mc:Fallback>
             <w:pict>
-              <v:rect w14:anchorId="019259A2" id="Rectangle 35" o:spid="_x0000_s1026" style="position:absolute;margin-left:285.75pt;margin-top:13.15pt;width:250.5pt;height:230.95pt;z-index:251780096;visibility:visible;mso-wrap-style:square;mso-width-percent:0;mso-height-percent:0;mso-wrap-distance-left:9pt;mso-wrap-distance-top:0;mso-wrap-distance-right:9pt;mso-wrap-distance-bottom:0;mso-position-horizontal:absolute;mso-position-horizontal-relative:text;mso-position-vertical:absolute;mso-position-vertical-relative:text;mso-width-percent:0;mso-height-percent:0;mso-width-relative:margin;mso-height-relative:margin;v-text-anchor:middle" o:gfxdata="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" fillcolor="white [3201]" strokecolor="black [3200]" strokeweight="2pt"/>
+              <v:rect w14:anchorId="3687F268" id="Rectangle 34" o:spid="_x0000_s1026" style="position:absolute;margin-left:3.75pt;margin-top:13.15pt;width:267.3pt;height:256.5pt;z-index:251774976;visibility:visible;mso-wrap-style:square;mso-width-percent:0;mso-height-percent:0;mso-wrap-distance-left:9pt;mso-wrap-distance-top:0;mso-wrap-distance-right:9pt;mso-wrap-distance-bottom:0;mso-position-horizontal:absolute;mso-position-horizontal-relative:text;mso-position-vertical:absolute;mso-position-vertical-relative:text;mso-width-percent:0;mso-height-percent:0;mso-width-relative:margin;mso-height-relative:margin;v-text-anchor:middle" o:gfxdata="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" fillcolor="white [3201]" strokecolor="black [3200]" strokeweight="2pt"/>
             </w:pict>
           </mc:Fallback>
         </mc:AlternateContent>
@@ -8260,18 +8508,18 @@
         <mc:AlternateContent>
           <mc:Choice Requires="wps">
             <w:drawing>
-              <wp:anchor distT="0" distB="0" distL="114300" distR="114300" simplePos="0" relativeHeight="251774976" behindDoc="0" locked="0" layoutInCell="1" allowOverlap="1" wp14:anchorId="114F331C" wp14:editId="72B4C403">
+              <wp:anchor distT="0" distB="0" distL="114300" distR="114300" simplePos="0" relativeHeight="251780096" behindDoc="0" locked="0" layoutInCell="1" allowOverlap="1" wp14:anchorId="6C51F580" wp14:editId="2B838CCF">
                 <wp:simplePos x="0" y="0"/>
                 <wp:positionH relativeFrom="column">
-                  <wp:posOffset>47626</wp:posOffset>
+                  <wp:posOffset>3629025</wp:posOffset>
                 </wp:positionH>
                 <wp:positionV relativeFrom="paragraph">
                   <wp:posOffset>167005</wp:posOffset>
                 </wp:positionV>
-                <wp:extent cx="3394710" cy="2933065"/>
-                <wp:effectExtent l="0" t="0" r="15240" b="19685"/>
+                <wp:extent cx="3181350" cy="3257550"/>
+                <wp:effectExtent l="0" t="0" r="19050" b="19050"/>
                 <wp:wrapNone/>
-                <wp:docPr id="34" name="Rectangle 34"/>
+                <wp:docPr id="35" name="Rectangle 35"/>
                 <wp:cNvGraphicFramePr/>
                 <a:graphic xmlns:a="http://schemas.openxmlformats.org/drawingml/2006/main">
                   <a:graphicData uri="http://schemas.microsoft.com/office/word/2010/wordprocessingShape">
@@ -8280,7 +8528,7 @@
                       <wps:spPr>
                         <a:xfrm>
                           <a:off x="0" y="0"/>
-                          <a:ext cx="3394710" cy="2933065"/>
+                          <a:ext cx="3181350" cy="3257550"/>
                         </a:xfrm>
                         <a:prstGeom prst="rect">
                           <a:avLst/>
@@ -8320,7 +8568,7 @@
           </mc:Choice>
           <mc:Fallback>
             <w:pict>
-              <v:rect w14:anchorId="2DD38DF0" id="Rectangle 34" o:spid="_x0000_s1026" style="position:absolute;margin-left:3.75pt;margin-top:13.15pt;width:267.3pt;height:230.95pt;z-index:251774976;visibility:visible;mso-wrap-style:square;mso-width-percent:0;mso-height-percent:0;mso-wrap-distance-left:9pt;mso-wrap-distance-top:0;mso-wrap-distance-right:9pt;mso-wrap-distance-bottom:0;mso-position-horizontal:absolute;mso-position-horizontal-relative:text;mso-position-vertical:absolute;mso-position-vertical-relative:text;mso-width-percent:0;mso-height-percent:0;mso-width-relative:margin;mso-height-relative:margin;v-text-anchor:middle" o:gfxdata="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" fillcolor="white [3201]" strokecolor="black [3200]" strokeweight="2pt"/>
+              <v:rect w14:anchorId="62506BE0" id="Rectangle 35" o:spid="_x0000_s1026" style="position:absolute;margin-left:285.75pt;margin-top:13.15pt;width:250.5pt;height:256.5pt;z-index:251780096;visibility:visible;mso-wrap-style:square;mso-width-percent:0;mso-height-percent:0;mso-wrap-distance-left:9pt;mso-wrap-distance-top:0;mso-wrap-distance-right:9pt;mso-wrap-distance-bottom:0;mso-position-horizontal:absolute;mso-position-horizontal-relative:text;mso-position-vertical:absolute;mso-position-vertical-relative:text;mso-width-percent:0;mso-height-percent:0;mso-width-relative:margin;mso-height-relative:margin;v-text-anchor:middle" o:gfxdata="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" fillcolor="white [3201]" strokecolor="black [3200]" strokeweight="2pt"/>
             </w:pict>
           </mc:Fallback>
         </mc:AlternateContent>
@@ -8458,6 +8706,31 @@
         </w:rPr>
         <w:tab/>
       </w:r>
+      <w:r>
+        <w:rPr>
+          <w:rFonts w:ascii="Times New Roman" w:hAnsi="Times New Roman" w:cs="Times New Roman"/>
+          <w:sz w:val="32"/>
+          <w:szCs w:val="32"/>
+        </w:rPr>
+        <w:tab/>
+      </w:r>
+    </w:p>
+    <w:p>
+      <w:pPr>
+        <w:tabs>
+          <w:tab w:val="left" w:pos="1440"/>
+          <w:tab w:val="left" w:pos="3150"/>
+          <w:tab w:val="left" w:pos="5040"/>
+          <w:tab w:val="left" w:pos="5760"/>
+        </w:tabs>
+        <w:spacing w:after="0" w:line="240" w:lineRule="auto"/>
+        <w:jc w:val="both"/>
+        <w:rPr>
+          <w:rFonts w:ascii="Times New Roman" w:hAnsi="Times New Roman" w:cs="Times New Roman"/>
+          <w:sz w:val="32"/>
+          <w:szCs w:val="32"/>
+        </w:rPr>
+      </w:pPr>
       <w:r>
         <w:rPr>
           <w:rFonts w:ascii="Times New Roman" w:hAnsi="Times New Roman" w:cs="Times New Roman"/>
